--- a/Отчеты/УП.02 Описание проекта.docx
+++ b/Отчеты/УП.02 Описание проекта.docx
@@ -1,88 +1,157 @@
 
 <file path=word/document.xml><?xml version="1.0" encoding="utf-8"?>
-<w:document xmlns:mc="http://schemas.openxmlformats.org/markup-compatibility/2006" xmlns:o="urn:schemas-microsoft-com:office:office" xmlns:r="http://schemas.openxmlformats.org/officeDocument/2006/relationships" xmlns:m="http://schemas.openxmlformats.org/officeDocument/2006/math" xmlns:v="urn:schemas-microsoft-com:vml" xmlns:wp="http://schemas.openxmlformats.org/drawingml/2006/wordprocessingDrawing" xmlns:w10="urn:schemas-microsoft-com:office:word" xmlns:w="http://schemas.openxmlformats.org/wordprocessingml/2006/main" xmlns:wne="http://schemas.microsoft.com/office/word/2006/wordml" xmlns:sl="http://schemas.openxmlformats.org/schemaLibrary/2006/main" xmlns:a="http://schemas.openxmlformats.org/drawingml/2006/main" xmlns:pic="http://schemas.openxmlformats.org/drawingml/2006/picture" xmlns:c="http://schemas.openxmlformats.org/drawingml/2006/chart" xmlns:lc="http://schemas.openxmlformats.org/drawingml/2006/lockedCanvas" xmlns:dgm="http://schemas.openxmlformats.org/drawingml/2006/diagram" xmlns:wps="http://schemas.microsoft.com/office/word/2010/wordprocessingShape" xmlns:wpg="http://schemas.microsoft.com/office/word/2010/wordprocessingGroup" xmlns:w14="http://schemas.microsoft.com/office/word/2010/wordml" xmlns:w15="http://schemas.microsoft.com/office/word/2012/wordml" xmlns:w16="http://schemas.microsoft.com/office/word/2018/wordml" xmlns:w16cex="http://schemas.microsoft.com/office/word/2018/wordml/cex" xmlns:w16cid="http://schemas.microsoft.com/office/word/2016/wordml/cid" xmlns="http://schemas.microsoft.com/office/tasks/2019/documenttasks" xmlns:cr="http://schemas.microsoft.com/office/comments/2020/reactions">
+<w:document xmlns:wpc="http://schemas.microsoft.com/office/word/2010/wordprocessingCanvas" xmlns:cx="http://schemas.microsoft.com/office/drawing/2014/chartex" xmlns:cx1="http://schemas.microsoft.com/office/drawing/2015/9/8/chartex" xmlns:cx2="http://schemas.microsoft.com/office/drawing/2015/10/21/chartex" xmlns:cx3="http://schemas.microsoft.com/office/drawing/2016/5/9/chartex" xmlns:cx4="http://schemas.microsoft.com/office/drawing/2016/5/10/chartex" xmlns:cx5="http://schemas.microsoft.com/office/drawing/2016/5/11/chartex" xmlns:cx6="http://schemas.microsoft.com/office/drawing/2016/5/12/chartex" xmlns:cx7="http://schemas.microsoft.com/office/drawing/2016/5/13/chartex" xmlns:cx8="http://schemas.microsoft.com/office/drawing/2016/5/14/chartex" xmlns:mc="http://schemas.openxmlformats.org/markup-compatibility/2006" xmlns:aink="http://schemas.microsoft.com/office/drawing/2016/ink" xmlns:am3d="http://schemas.microsoft.com/office/drawing/2017/model3d" xmlns:o="urn:schemas-microsoft-com:office:office" xmlns:oel="http://schemas.microsoft.com/office/2019/extlst" xmlns:r="http://schemas.openxmlformats.org/officeDocument/2006/relationships" xmlns:m="http://schemas.openxmlformats.org/officeDocument/2006/math" xmlns:v="urn:schemas-microsoft-com:vml" xmlns:wp14="http://schemas.microsoft.com/office/word/2010/wordprocessingDrawing" xmlns:wp="http://schemas.openxmlformats.org/drawingml/2006/wordprocessingDrawing" xmlns:w10="urn:schemas-microsoft-com:office:word" xmlns:w="http://schemas.openxmlformats.org/wordprocessingml/2006/main" xmlns:w14="http://schemas.microsoft.com/office/word/2010/wordml" xmlns:w15="http://schemas.microsoft.com/office/word/2012/wordml" xmlns:w16cex="http://schemas.microsoft.com/office/word/2018/wordml/cex" xmlns:w16cid="http://schemas.microsoft.com/office/word/2016/wordml/cid" xmlns:w16="http://schemas.microsoft.com/office/word/2018/wordml" xmlns:w16sdtdh="http://schemas.microsoft.com/office/word/2020/wordml/sdtdatahash" xmlns:w16se="http://schemas.microsoft.com/office/word/2015/wordml/symex" xmlns:wpg="http://schemas.microsoft.com/office/word/2010/wordprocessingGroup" xmlns:wpi="http://schemas.microsoft.com/office/word/2010/wordprocessingInk" xmlns:wne="http://schemas.microsoft.com/office/word/2006/wordml" xmlns:wps="http://schemas.microsoft.com/office/word/2010/wordprocessingShape" mc:Ignorable="w14 w15 w16se w16cid w16 w16cex w16sdtdh wp14">
   <w:body>
     <w:p>
       <w:pPr>
         <w:rPr>
-          <w:b w:val="1"/>
-          <w:bCs w:val="1"/>
+          <w:b/>
+          <w:bCs/>
           <w:sz w:val="30"/>
           <w:szCs w:val="30"/>
         </w:rPr>
       </w:pPr>
       <w:r>
         <w:rPr>
-          <w:b w:val="1"/>
-          <w:bCs w:val="1"/>
+          <w:b/>
+          <w:bCs/>
           <w:sz w:val="30"/>
           <w:szCs w:val="30"/>
-          <w:rtl w:val="0"/>
-        </w:rPr>
-        <w:t xml:space="preserve">Real-time Kanban-доска для мини-команд</w:t>
+        </w:rPr>
+        <w:t>Real-</w:t>
+      </w:r>
+      <w:proofErr w:type="spellStart"/>
+      <w:r>
+        <w:rPr>
+          <w:b/>
+          <w:bCs/>
+          <w:sz w:val="30"/>
+          <w:szCs w:val="30"/>
+        </w:rPr>
+        <w:t>time</w:t>
+      </w:r>
+      <w:proofErr w:type="spellEnd"/>
+      <w:r>
+        <w:rPr>
+          <w:b/>
+          <w:bCs/>
+          <w:sz w:val="30"/>
+          <w:szCs w:val="30"/>
+        </w:rPr>
+        <w:t xml:space="preserve"> </w:t>
+      </w:r>
+      <w:proofErr w:type="spellStart"/>
+      <w:r>
+        <w:rPr>
+          <w:b/>
+          <w:bCs/>
+          <w:sz w:val="30"/>
+          <w:szCs w:val="30"/>
+        </w:rPr>
+        <w:t>Kanban</w:t>
+      </w:r>
+      <w:proofErr w:type="spellEnd"/>
+      <w:r>
+        <w:rPr>
+          <w:b/>
+          <w:bCs/>
+          <w:sz w:val="30"/>
+          <w:szCs w:val="30"/>
+        </w:rPr>
+        <w:t>-доска для мини-команд</w:t>
+      </w:r>
+    </w:p>
+    <w:p/>
+    <w:p>
+      <w:pPr>
+        <w:rPr>
+          <w:b/>
+          <w:bCs/>
+        </w:rPr>
+      </w:pPr>
+      <w:r>
+        <w:rPr>
+          <w:b/>
+          <w:bCs/>
+        </w:rPr>
+        <w:t>Актуальность темы</w:t>
       </w:r>
     </w:p>
     <w:p>
-      <w:pPr>
-        <w:rPr/>
-      </w:pPr>
-      <w:r>
-        <w:rPr>
-          <w:rtl w:val="0"/>
-        </w:rPr>
+      <w:r>
+        <w:t>В условиях массового перехода на удаленную и гибридную работу инструменты визуального управления задачами стали стандартом для небольших команд, учебных групп и стартапов. Существующие решения (</w:t>
+      </w:r>
+      <w:proofErr w:type="spellStart"/>
+      <w:r>
+        <w:t>Jira</w:t>
+      </w:r>
+      <w:proofErr w:type="spellEnd"/>
+      <w:r>
+        <w:t xml:space="preserve">, </w:t>
+      </w:r>
+      <w:proofErr w:type="spellStart"/>
+      <w:r>
+        <w:t>Trello</w:t>
+      </w:r>
+      <w:proofErr w:type="spellEnd"/>
+      <w:r>
+        <w:t xml:space="preserve">, </w:t>
+      </w:r>
+      <w:proofErr w:type="spellStart"/>
+      <w:r>
+        <w:t>Asana</w:t>
+      </w:r>
+      <w:proofErr w:type="spellEnd"/>
+      <w:r>
+        <w:t xml:space="preserve">) часто избыточны, требуют платных подписок или сложной административной настройки, что создаёт барьер для </w:t>
+      </w:r>
+      <w:proofErr w:type="gramStart"/>
+      <w:r>
+        <w:t>микро-команд</w:t>
+      </w:r>
+      <w:proofErr w:type="gramEnd"/>
+      <w:r>
+        <w:t xml:space="preserve"> и студенческих проектов. Разработка лёгкого, открытого веб-приложения с поддержкой </w:t>
+      </w:r>
+      <w:proofErr w:type="spellStart"/>
+      <w:r>
+        <w:t>real-time</w:t>
+      </w:r>
+      <w:proofErr w:type="spellEnd"/>
+      <w:r>
+        <w:t xml:space="preserve"> синхронизации решает проблему быстрого и прозрачного распределения задач без лишнего функционала. Кроме того, реализация проекта позволяет отработать востребованные на рынке 2024–2026 гг. компетенции: работу с </w:t>
+      </w:r>
+      <w:proofErr w:type="spellStart"/>
+      <w:r>
+        <w:t>WebSocket</w:t>
+      </w:r>
+      <w:proofErr w:type="spellEnd"/>
+      <w:r>
+        <w:t xml:space="preserve">, оптимистичный UI, синхронизацию состояний в реальном времени, построение безопасной </w:t>
+      </w:r>
+      <w:proofErr w:type="spellStart"/>
+      <w:r>
+        <w:t>full-stack</w:t>
+      </w:r>
+      <w:proofErr w:type="spellEnd"/>
+      <w:r>
+        <w:t xml:space="preserve"> архитектуры и деплой современных веб-приложений.</w:t>
       </w:r>
     </w:p>
+    <w:p/>
     <w:p>
       <w:pPr>
         <w:rPr>
-          <w:b w:val="1"/>
-          <w:bCs w:val="1"/>
-        </w:rPr>
-      </w:pPr>
-      <w:r>
-        <w:rPr>
-          <w:b w:val="1"/>
-          <w:bCs w:val="1"/>
-          <w:rtl w:val="0"/>
-        </w:rPr>
-        <w:t xml:space="preserve">Актуальность темы</w:t>
-      </w:r>
-    </w:p>
-    <w:p>
-      <w:pPr>
-        <w:rPr/>
-      </w:pPr>
-      <w:r>
-        <w:rPr>
-          <w:rtl w:val="0"/>
-        </w:rPr>
-        <w:t xml:space="preserve">В условиях массового перехода на удаленную и гибридную работу инструменты визуального управления задачами стали стандартом для небольших команд, учебных групп и стартапов. Существующие решения (Jira, Trello, Asana) часто избыточны, требуют платных подписок или сложной административной настройки, что создаёт барьер для микро-команд и студенческих проектов. Разработка лёгкого, открытого веб-приложения с поддержкой real-time синхронизации решает проблему быстрого и прозрачного распределения задач без лишнего функционала. Кроме того, реализация проекта позволяет отработать востребованные на рынке 2024–2026 гг. компетенции: работу с WebSocket, оптимистичный UI, синхронизацию состояний в реальном времени, построение безопасной full-stack архитектуры и деплой современных веб-приложений.</w:t>
-      </w:r>
-    </w:p>
-    <w:p>
-      <w:pPr>
-        <w:rPr/>
-      </w:pPr>
-      <w:r>
-        <w:rPr>
-          <w:rtl w:val="0"/>
-        </w:rPr>
-      </w:r>
-    </w:p>
-    <w:p>
-      <w:pPr>
-        <w:rPr>
-          <w:b w:val="1"/>
-          <w:bCs w:val="1"/>
-        </w:rPr>
-      </w:pPr>
-      <w:r>
-        <w:rPr>
-          <w:b w:val="1"/>
-          <w:bCs w:val="1"/>
-          <w:rtl w:val="0"/>
-        </w:rPr>
-        <w:t xml:space="preserve">Целевая аудитория</w:t>
+          <w:b/>
+          <w:bCs/>
+        </w:rPr>
+      </w:pPr>
+      <w:r>
+        <w:rPr>
+          <w:b/>
+          <w:bCs/>
+        </w:rPr>
+        <w:t>Целевая аудитория</w:t>
       </w:r>
     </w:p>
     <w:p>
@@ -91,24 +160,40 @@
           <w:ilvl w:val="0"/>
           <w:numId w:val="1"/>
         </w:numPr>
-        <w:ind w:left="720" w:hanging="360"/>
-        <w:rPr>
-          <w:u w:val="none"/>
-        </w:rPr>
-      </w:pPr>
-      <w:r>
-        <w:rPr>
-          <w:b w:val="1"/>
-          <w:bCs w:val="1"/>
-          <w:rtl w:val="0"/>
-        </w:rPr>
-        <w:t xml:space="preserve">Небольшие команды разработчиков и дизайнеров</w:t>
-      </w:r>
-      <w:r>
-        <w:rPr>
-          <w:rtl w:val="0"/>
-        </w:rPr>
-        <w:t xml:space="preserve"> (2–10 человек), использующие Agile/Kanban-подход и нуждающиеся в лёгком трекере без корпоративного оверхеда.</w:t>
+      </w:pPr>
+      <w:r>
+        <w:rPr>
+          <w:b/>
+          <w:bCs/>
+        </w:rPr>
+        <w:t>Небольшие команды разработчиков и дизайнеров</w:t>
+      </w:r>
+      <w:r>
+        <w:t xml:space="preserve"> (2–10 человек), использующие </w:t>
+      </w:r>
+      <w:proofErr w:type="spellStart"/>
+      <w:r>
+        <w:t>Agile</w:t>
+      </w:r>
+      <w:proofErr w:type="spellEnd"/>
+      <w:r>
+        <w:t>/</w:t>
+      </w:r>
+      <w:proofErr w:type="spellStart"/>
+      <w:r>
+        <w:t>Kanban</w:t>
+      </w:r>
+      <w:proofErr w:type="spellEnd"/>
+      <w:r>
+        <w:t xml:space="preserve">-подход и нуждающиеся в лёгком трекере без корпоративного </w:t>
+      </w:r>
+      <w:proofErr w:type="spellStart"/>
+      <w:r>
+        <w:t>оверхеда</w:t>
+      </w:r>
+      <w:proofErr w:type="spellEnd"/>
+      <w:r>
+        <w:t>.</w:t>
       </w:r>
     </w:p>
     <w:p>
@@ -117,24 +202,25 @@
           <w:ilvl w:val="0"/>
           <w:numId w:val="1"/>
         </w:numPr>
-        <w:ind w:left="720" w:hanging="360"/>
-        <w:rPr>
-          <w:u w:val="none"/>
-        </w:rPr>
-      </w:pPr>
-      <w:r>
-        <w:rPr>
-          <w:b w:val="1"/>
-          <w:bCs w:val="1"/>
-          <w:rtl w:val="0"/>
-        </w:rPr>
-        <w:t xml:space="preserve">Студенческие проектные группы и участники хакатонов</w:t>
-      </w:r>
-      <w:r>
-        <w:rPr>
-          <w:rtl w:val="0"/>
-        </w:rPr>
-        <w:t xml:space="preserve">, которым требуется быстрое распределение задач, визуальный контроль прогресса и минимальная настройка.</w:t>
+      </w:pPr>
+      <w:r>
+        <w:rPr>
+          <w:b/>
+          <w:bCs/>
+        </w:rPr>
+        <w:t xml:space="preserve">Студенческие проектные группы и участники </w:t>
+      </w:r>
+      <w:proofErr w:type="spellStart"/>
+      <w:r>
+        <w:rPr>
+          <w:b/>
+          <w:bCs/>
+        </w:rPr>
+        <w:t>хакатонов</w:t>
+      </w:r>
+      <w:proofErr w:type="spellEnd"/>
+      <w:r>
+        <w:t>, которым требуется быстрое распределение задач, визуальный контроль прогресса и минимальная настройка.</w:t>
       </w:r>
     </w:p>
     <w:p>
@@ -143,24 +229,32 @@
           <w:ilvl w:val="0"/>
           <w:numId w:val="1"/>
         </w:numPr>
-        <w:ind w:left="720" w:hanging="360"/>
-        <w:rPr>
-          <w:u w:val="none"/>
-        </w:rPr>
-      </w:pPr>
-      <w:r>
-        <w:rPr>
-          <w:b w:val="1"/>
-          <w:bCs w:val="1"/>
-          <w:rtl w:val="0"/>
-        </w:rPr>
-        <w:t xml:space="preserve">Фрилансеры и владельцы микро-стартапов</w:t>
-      </w:r>
-      <w:r>
-        <w:rPr>
-          <w:rtl w:val="0"/>
-        </w:rPr>
-        <w:t xml:space="preserve">, ищущие бесплатную/self-hosted альтернативу SaaS-трекерам с возможностью кастомизации.</w:t>
+      </w:pPr>
+      <w:r>
+        <w:rPr>
+          <w:b/>
+          <w:bCs/>
+        </w:rPr>
+        <w:t>Фрилансеры и владельцы микро-стартапов</w:t>
+      </w:r>
+      <w:r>
+        <w:t>, ищущие бесплатную/</w:t>
+      </w:r>
+      <w:proofErr w:type="spellStart"/>
+      <w:r>
+        <w:t>self-hosted</w:t>
+      </w:r>
+      <w:proofErr w:type="spellEnd"/>
+      <w:r>
+        <w:t xml:space="preserve"> альтернативу </w:t>
+      </w:r>
+      <w:proofErr w:type="spellStart"/>
+      <w:r>
+        <w:t>SaaS</w:t>
+      </w:r>
+      <w:proofErr w:type="spellEnd"/>
+      <w:r>
+        <w:t>-трекерам с возможностью кастомизации.</w:t>
       </w:r>
     </w:p>
     <w:p>
@@ -169,61 +263,32 @@
           <w:ilvl w:val="0"/>
           <w:numId w:val="1"/>
         </w:numPr>
-        <w:ind w:left="720" w:hanging="360"/>
-        <w:rPr>
-          <w:u w:val="none"/>
-        </w:rPr>
-      </w:pPr>
-      <w:r>
-        <w:rPr>
-          <w:b w:val="1"/>
-          <w:bCs w:val="1"/>
-          <w:rtl w:val="0"/>
-        </w:rPr>
-        <w:t xml:space="preserve">Преподаватели и кураторы учебных практик</w:t>
-      </w:r>
-      <w:r>
-        <w:rPr>
-          <w:rtl w:val="0"/>
-        </w:rPr>
-        <w:t xml:space="preserve">, использующие доску для наглядного распределения этапов курсовых/лабораторных работ и мониторинга активности студентов.</w:t>
+      </w:pPr>
+      <w:r>
+        <w:rPr>
+          <w:b/>
+          <w:bCs/>
+        </w:rPr>
+        <w:t>Преподаватели и кураторы учебных практик</w:t>
+      </w:r>
+      <w:r>
+        <w:t>, использующие доску для наглядного распределения этапов курсовых/лабораторных работ и мониторинга активности студентов.</w:t>
       </w:r>
     </w:p>
+    <w:p/>
     <w:p>
       <w:pPr>
-        <w:rPr/>
-      </w:pPr>
-      <w:r>
-        <w:rPr>
-          <w:rtl w:val="0"/>
-        </w:rPr>
-      </w:r>
-    </w:p>
-    <w:p>
-      <w:pPr>
-        <w:rPr>
-          <w:b w:val="1"/>
-          <w:bCs w:val="1"/>
-        </w:rPr>
-      </w:pPr>
-      <w:r>
-        <w:rPr>
-          <w:b w:val="1"/>
-          <w:bCs w:val="1"/>
-          <w:rtl w:val="0"/>
-        </w:rPr>
-        <w:t xml:space="preserve">Предполагаемые функциональные возможности</w:t>
-      </w:r>
-    </w:p>
-    <w:p>
-      <w:pPr>
-        <w:rPr/>
-      </w:pPr>
-      <w:r>
-        <w:rPr>
-          <w:rtl w:val="0"/>
-        </w:rPr>
-        <w:t xml:space="preserve">(Ограничены скоупом MVP на 1 месяц разработки)</w:t>
+        <w:rPr>
+          <w:b/>
+          <w:bCs/>
+        </w:rPr>
+      </w:pPr>
+      <w:r>
+        <w:rPr>
+          <w:b/>
+          <w:bCs/>
+        </w:rPr>
+        <w:t>Предполагаемые функциональные возможности</w:t>
       </w:r>
     </w:p>
     <w:p>
@@ -232,24 +297,24 @@
           <w:ilvl w:val="0"/>
           <w:numId w:val="2"/>
         </w:numPr>
-        <w:ind w:left="720" w:hanging="360"/>
-        <w:rPr>
-          <w:u w:val="none"/>
-        </w:rPr>
-      </w:pPr>
-      <w:r>
-        <w:rPr>
-          <w:b w:val="1"/>
-          <w:bCs w:val="1"/>
-          <w:rtl w:val="0"/>
-        </w:rPr>
-        <w:t xml:space="preserve">Авторизация и сессии:</w:t>
-      </w:r>
-      <w:r>
-        <w:rPr>
-          <w:rtl w:val="0"/>
-        </w:rPr>
-        <w:t xml:space="preserve"> регистрация, вход по email/паролю, JWT-токены, защита маршрутов, выход из системы.</w:t>
+      </w:pPr>
+      <w:r>
+        <w:rPr>
+          <w:b/>
+          <w:bCs/>
+        </w:rPr>
+        <w:t>Авторизация и сессии:</w:t>
+      </w:r>
+      <w:r>
+        <w:t xml:space="preserve"> регистрация, вход по </w:t>
+      </w:r>
+      <w:proofErr w:type="spellStart"/>
+      <w:r>
+        <w:t>email</w:t>
+      </w:r>
+      <w:proofErr w:type="spellEnd"/>
+      <w:r>
+        <w:t>/паролю, JWT-токены, защита маршрутов, выход из системы.</w:t>
       </w:r>
     </w:p>
     <w:p>
@@ -258,23 +323,15 @@
           <w:ilvl w:val="0"/>
           <w:numId w:val="2"/>
         </w:numPr>
-        <w:ind w:left="720" w:hanging="360"/>
-        <w:rPr>
-          <w:u w:val="none"/>
-        </w:rPr>
-      </w:pPr>
-      <w:r>
-        <w:rPr>
-          <w:b w:val="1"/>
-          <w:bCs w:val="1"/>
-          <w:rtl w:val="0"/>
-        </w:rPr>
-        <w:t xml:space="preserve">Управление досками:</w:t>
-      </w:r>
-      <w:r>
-        <w:rPr>
-          <w:rtl w:val="0"/>
-        </w:rPr>
+      </w:pPr>
+      <w:r>
+        <w:rPr>
+          <w:b/>
+          <w:bCs/>
+        </w:rPr>
+        <w:t>Управление досками:</w:t>
+      </w:r>
+      <w:r>
         <w:t xml:space="preserve"> создание/удаление/переименование досок, генерация ссылки-приглашения для доступа участников.</w:t>
       </w:r>
     </w:p>
@@ -284,25 +341,61 @@
           <w:ilvl w:val="0"/>
           <w:numId w:val="2"/>
         </w:numPr>
-        <w:ind w:left="720" w:hanging="360"/>
-        <w:rPr>
-          <w:u w:val="none"/>
-        </w:rPr>
-      </w:pPr>
-      <w:r>
-        <w:rPr>
-          <w:b w:val="1"/>
-          <w:bCs w:val="1"/>
-          <w:rtl w:val="0"/>
-        </w:rPr>
-        <w:t xml:space="preserve">Канбан-структура:</w:t>
-      </w:r>
-      <w:r>
-        <w:rPr>
-          <w:rFonts w:ascii="Arial Unicode MS" w:cs="Arial Unicode MS" w:eastAsia="Arial Unicode MS" w:hAnsi="Arial Unicode MS"/>
-          <w:rtl w:val="0"/>
-        </w:rPr>
-        <w:t xml:space="preserve"> фиксированный набор колонок (`Backlog` → `To Do` → `In Progress` → `Done`), возможность переименования и скрытия колонок.</w:t>
+      </w:pPr>
+      <w:r>
+        <w:rPr>
+          <w:b/>
+          <w:bCs/>
+        </w:rPr>
+        <w:t>Канбан-структура:</w:t>
+      </w:r>
+      <w:r>
+        <w:rPr>
+          <w:rFonts w:ascii="Arial Unicode MS" w:eastAsia="Arial Unicode MS" w:hAnsi="Arial Unicode MS" w:cs="Arial Unicode MS"/>
+        </w:rPr>
+        <w:t xml:space="preserve"> фиксированный набор колонок (`</w:t>
+      </w:r>
+      <w:proofErr w:type="spellStart"/>
+      <w:r>
+        <w:rPr>
+          <w:rFonts w:ascii="Arial Unicode MS" w:eastAsia="Arial Unicode MS" w:hAnsi="Arial Unicode MS" w:cs="Arial Unicode MS"/>
+        </w:rPr>
+        <w:t>Backlog</w:t>
+      </w:r>
+      <w:proofErr w:type="spellEnd"/>
+      <w:r>
+        <w:rPr>
+          <w:rFonts w:ascii="Arial Unicode MS" w:eastAsia="Arial Unicode MS" w:hAnsi="Arial Unicode MS" w:cs="Arial Unicode MS"/>
+        </w:rPr>
+        <w:t xml:space="preserve">` → `To Do` → `In </w:t>
+      </w:r>
+      <w:proofErr w:type="spellStart"/>
+      <w:r>
+        <w:rPr>
+          <w:rFonts w:ascii="Arial Unicode MS" w:eastAsia="Arial Unicode MS" w:hAnsi="Arial Unicode MS" w:cs="Arial Unicode MS"/>
+        </w:rPr>
+        <w:t>Progress</w:t>
+      </w:r>
+      <w:proofErr w:type="spellEnd"/>
+      <w:r>
+        <w:rPr>
+          <w:rFonts w:ascii="Arial Unicode MS" w:eastAsia="Arial Unicode MS" w:hAnsi="Arial Unicode MS" w:cs="Arial Unicode MS"/>
+        </w:rPr>
+        <w:t>` → `</w:t>
+      </w:r>
+      <w:proofErr w:type="spellStart"/>
+      <w:r>
+        <w:rPr>
+          <w:rFonts w:ascii="Arial Unicode MS" w:eastAsia="Arial Unicode MS" w:hAnsi="Arial Unicode MS" w:cs="Arial Unicode MS"/>
+        </w:rPr>
+        <w:t>Done</w:t>
+      </w:r>
+      <w:proofErr w:type="spellEnd"/>
+      <w:r>
+        <w:rPr>
+          <w:rFonts w:ascii="Arial Unicode MS" w:eastAsia="Arial Unicode MS" w:hAnsi="Arial Unicode MS" w:cs="Arial Unicode MS"/>
+        </w:rPr>
+        <w:t>`), возможность переименования и скрытия колонок.</w:t>
       </w:r>
     </w:p>
     <w:p>
@@ -311,23 +404,15 @@
           <w:ilvl w:val="0"/>
           <w:numId w:val="2"/>
         </w:numPr>
-        <w:ind w:left="720" w:hanging="360"/>
-        <w:rPr>
-          <w:u w:val="none"/>
-        </w:rPr>
-      </w:pPr>
-      <w:r>
-        <w:rPr>
-          <w:b w:val="1"/>
-          <w:bCs w:val="1"/>
-          <w:rtl w:val="0"/>
-        </w:rPr>
-        <w:t xml:space="preserve">Карточки задач:</w:t>
-      </w:r>
-      <w:r>
-        <w:rPr>
-          <w:rtl w:val="0"/>
-        </w:rPr>
+      </w:pPr>
+      <w:r>
+        <w:rPr>
+          <w:b/>
+          <w:bCs/>
+        </w:rPr>
+        <w:t>Карточки задач:</w:t>
+      </w:r>
+      <w:r>
         <w:t xml:space="preserve"> создание, редактирование заголовка и описания, изменение приоритета, удаление.</w:t>
       </w:r>
     </w:p>
@@ -337,23 +422,47 @@
           <w:ilvl w:val="0"/>
           <w:numId w:val="2"/>
         </w:numPr>
-        <w:ind w:left="720" w:hanging="360"/>
-        <w:rPr>
-          <w:u w:val="none"/>
-        </w:rPr>
-      </w:pPr>
-      <w:r>
-        <w:rPr>
-          <w:b w:val="1"/>
-          <w:bCs w:val="1"/>
-          <w:rtl w:val="0"/>
-        </w:rPr>
-        <w:t xml:space="preserve">Real-time синхронизация (WebSocket):</w:t>
-      </w:r>
-      <w:r>
-        <w:rPr>
-          <w:rtl w:val="0"/>
-        </w:rPr>
+      </w:pPr>
+      <w:r>
+        <w:rPr>
+          <w:b/>
+          <w:bCs/>
+        </w:rPr>
+        <w:t>Real-</w:t>
+      </w:r>
+      <w:proofErr w:type="spellStart"/>
+      <w:r>
+        <w:rPr>
+          <w:b/>
+          <w:bCs/>
+        </w:rPr>
+        <w:t>time</w:t>
+      </w:r>
+      <w:proofErr w:type="spellEnd"/>
+      <w:r>
+        <w:rPr>
+          <w:b/>
+          <w:bCs/>
+        </w:rPr>
+        <w:t xml:space="preserve"> синхронизация (</w:t>
+      </w:r>
+      <w:proofErr w:type="spellStart"/>
+      <w:r>
+        <w:rPr>
+          <w:b/>
+          <w:bCs/>
+        </w:rPr>
+        <w:t>WebSocket</w:t>
+      </w:r>
+      <w:proofErr w:type="spellEnd"/>
+      <w:r>
+        <w:rPr>
+          <w:b/>
+          <w:bCs/>
+        </w:rPr>
+        <w:t>):</w:t>
+      </w:r>
+      <w:r>
         <w:t xml:space="preserve"> мгновенное обновление состояния доски у всех подключенных пользователей при перемещении карточек, изменении текста или статуса без перезагрузки страницы.</w:t>
       </w:r>
     </w:p>
@@ -363,23 +472,56 @@
           <w:ilvl w:val="0"/>
           <w:numId w:val="2"/>
         </w:numPr>
-        <w:ind w:left="720" w:hanging="360"/>
-        <w:rPr>
-          <w:u w:val="none"/>
-        </w:rPr>
-      </w:pPr>
-      <w:r>
-        <w:rPr>
-          <w:b w:val="1"/>
-          <w:bCs w:val="1"/>
-          <w:rtl w:val="0"/>
-        </w:rPr>
-        <w:t xml:space="preserve">Drag &amp; Drop (DnD):</w:t>
-      </w:r>
-      <w:r>
-        <w:rPr>
-          <w:rtl w:val="0"/>
-        </w:rPr>
+      </w:pPr>
+      <w:proofErr w:type="spellStart"/>
+      <w:r>
+        <w:rPr>
+          <w:b/>
+          <w:bCs/>
+        </w:rPr>
+        <w:t>Drag</w:t>
+      </w:r>
+      <w:proofErr w:type="spellEnd"/>
+      <w:r>
+        <w:rPr>
+          <w:b/>
+          <w:bCs/>
+        </w:rPr>
+        <w:t xml:space="preserve"> &amp; </w:t>
+      </w:r>
+      <w:proofErr w:type="spellStart"/>
+      <w:r>
+        <w:rPr>
+          <w:b/>
+          <w:bCs/>
+        </w:rPr>
+        <w:t>Drop</w:t>
+      </w:r>
+      <w:proofErr w:type="spellEnd"/>
+      <w:r>
+        <w:rPr>
+          <w:b/>
+          <w:bCs/>
+        </w:rPr>
+        <w:t xml:space="preserve"> (</w:t>
+      </w:r>
+      <w:proofErr w:type="spellStart"/>
+      <w:r>
+        <w:rPr>
+          <w:b/>
+          <w:bCs/>
+        </w:rPr>
+        <w:t>DnD</w:t>
+      </w:r>
+      <w:proofErr w:type="spellEnd"/>
+      <w:r>
+        <w:rPr>
+          <w:b/>
+          <w:bCs/>
+        </w:rPr>
+        <w:t>):</w:t>
+      </w:r>
+      <w:r>
         <w:t xml:space="preserve"> интуитивное перетаскивание карточек между колонками и изменение порядка внутри колонки с оптимистичным обновлением UI.</w:t>
       </w:r>
     </w:p>
@@ -389,23 +531,15 @@
           <w:ilvl w:val="0"/>
           <w:numId w:val="2"/>
         </w:numPr>
-        <w:ind w:left="720" w:hanging="360"/>
-        <w:rPr>
-          <w:u w:val="none"/>
-        </w:rPr>
-      </w:pPr>
-      <w:r>
-        <w:rPr>
-          <w:b w:val="1"/>
-          <w:bCs w:val="1"/>
-          <w:rtl w:val="0"/>
-        </w:rPr>
-        <w:t xml:space="preserve">Индикатор присутствия:</w:t>
-      </w:r>
-      <w:r>
-        <w:rPr>
-          <w:rtl w:val="0"/>
-        </w:rPr>
+      </w:pPr>
+      <w:r>
+        <w:rPr>
+          <w:b/>
+          <w:bCs/>
+        </w:rPr>
+        <w:t>Индикатор присутствия:</w:t>
+      </w:r>
+      <w:r>
         <w:t xml:space="preserve"> отображение аватаров/имён активных пользователей, онлайн-статус сессий.</w:t>
       </w:r>
     </w:p>
@@ -415,24 +549,24 @@
           <w:ilvl w:val="0"/>
           <w:numId w:val="2"/>
         </w:numPr>
-        <w:ind w:left="720" w:hanging="360"/>
-        <w:rPr>
-          <w:u w:val="none"/>
-        </w:rPr>
-      </w:pPr>
-      <w:r>
-        <w:rPr>
-          <w:b w:val="1"/>
-          <w:bCs w:val="1"/>
-          <w:rtl w:val="0"/>
-        </w:rPr>
-        <w:t xml:space="preserve">Базовая отказоустойчивость:</w:t>
-      </w:r>
-      <w:r>
-        <w:rPr>
-          <w:rtl w:val="0"/>
-        </w:rPr>
-        <w:t xml:space="preserve"> корректное восстановление соединения при обрыве сети, повторная загрузка актуального состояния доски, обработка конфликтов по принципу `last-write-wins`.</w:t>
+      </w:pPr>
+      <w:r>
+        <w:rPr>
+          <w:b/>
+          <w:bCs/>
+        </w:rPr>
+        <w:t>Базовая отказоустойчивость:</w:t>
+      </w:r>
+      <w:r>
+        <w:t xml:space="preserve"> корректное восстановление соединения при обрыве сети, повторная загрузка актуального состояния доски, обработка конфликтов по принципу `</w:t>
+      </w:r>
+      <w:proofErr w:type="spellStart"/>
+      <w:r>
+        <w:t>last-write-wins</w:t>
+      </w:r>
+      <w:proofErr w:type="spellEnd"/>
+      <w:r>
+        <w:t>`.</w:t>
       </w:r>
     </w:p>
     <w:p>
@@ -441,488 +575,377 @@
           <w:ilvl w:val="0"/>
           <w:numId w:val="2"/>
         </w:numPr>
-        <w:ind w:left="720" w:hanging="360"/>
-        <w:rPr>
-          <w:u w:val="none"/>
-        </w:rPr>
-      </w:pPr>
-      <w:r>
-        <w:rPr>
-          <w:b w:val="1"/>
-          <w:bCs w:val="1"/>
-          <w:rtl w:val="0"/>
-        </w:rPr>
-        <w:t xml:space="preserve">Адаптивный интерфейс:</w:t>
-      </w:r>
-      <w:r>
-        <w:rPr>
-          <w:rtl w:val="0"/>
-        </w:rPr>
+      </w:pPr>
+      <w:r>
+        <w:rPr>
+          <w:b/>
+          <w:bCs/>
+        </w:rPr>
+        <w:lastRenderedPageBreak/>
+        <w:t>Адаптивный интерфейс:</w:t>
+      </w:r>
+      <w:r>
         <w:t xml:space="preserve"> поддержка десктопа и планшетов, корректная работа сенсорных экранов, базовая доступность (a11y).</w:t>
       </w:r>
     </w:p>
+    <w:p/>
+    <w:p/>
     <w:p>
       <w:pPr>
-        <w:rPr/>
-      </w:pPr>
-      <w:r>
-        <w:rPr>
-          <w:rtl w:val="0"/>
-        </w:rPr>
+        <w:rPr>
+          <w:b/>
+          <w:bCs/>
+          <w:lang w:val="ru-RU"/>
+        </w:rPr>
+      </w:pPr>
+      <w:r>
+        <w:rPr>
+          <w:b/>
+          <w:bCs/>
+        </w:rPr>
+        <w:t>Используемые технологи</w:t>
+      </w:r>
+      <w:r>
+        <w:rPr>
+          <w:b/>
+          <w:bCs/>
+          <w:lang w:val="ru-RU"/>
+        </w:rPr>
+        <w:t>и</w:t>
       </w:r>
     </w:p>
-    <w:p>
-      <w:pPr>
-        <w:rPr/>
-      </w:pPr>
-      <w:r>
-        <w:rPr>
-          <w:rtl w:val="0"/>
-        </w:rPr>
-      </w:r>
-    </w:p>
-    <w:p>
-      <w:pPr>
-        <w:rPr>
-          <w:b w:val="1"/>
-          <w:bCs w:val="1"/>
-        </w:rPr>
-      </w:pPr>
-      <w:r>
-        <w:rPr>
-          <w:b w:val="1"/>
-          <w:bCs w:val="1"/>
-          <w:rtl w:val="0"/>
-        </w:rPr>
-        <w:t xml:space="preserve">Используемые технологии (предварительно)</w:t>
-      </w:r>
-    </w:p>
-    <w:p>
-      <w:pPr>
-        <w:rPr/>
-      </w:pPr>
-      <w:r>
-        <w:rPr>
-          <w:rtl w:val="0"/>
-        </w:rPr>
-      </w:r>
-    </w:p>
+    <w:p/>
     <w:tbl>
       <w:tblPr>
-        <w:tblStyle w:val="Table1"/>
-        <w:tblW w:w="9000.0" w:type="dxa"/>
-        <w:jc w:val="left"/>
+        <w:tblStyle w:val="a5"/>
+        <w:tblW w:w="9000" w:type="dxa"/>
+        <w:tblInd w:w="0" w:type="dxa"/>
         <w:tblBorders>
-          <w:top w:color="000000" w:space="0" w:sz="8" w:val="single"/>
-          <w:left w:color="000000" w:space="0" w:sz="8" w:val="single"/>
-          <w:bottom w:color="000000" w:space="0" w:sz="8" w:val="single"/>
-          <w:right w:color="000000" w:space="0" w:sz="8" w:val="single"/>
-          <w:insideH w:color="000000" w:space="0" w:sz="8" w:val="single"/>
-          <w:insideV w:color="000000" w:space="0" w:sz="8" w:val="single"/>
+          <w:top w:val="single" w:sz="8" w:space="0" w:color="000000"/>
+          <w:left w:val="single" w:sz="8" w:space="0" w:color="000000"/>
+          <w:bottom w:val="single" w:sz="8" w:space="0" w:color="000000"/>
+          <w:right w:val="single" w:sz="8" w:space="0" w:color="000000"/>
+          <w:insideH w:val="single" w:sz="8" w:space="0" w:color="000000"/>
+          <w:insideV w:val="single" w:sz="8" w:space="0" w:color="000000"/>
         </w:tblBorders>
         <w:tblLayout w:type="fixed"/>
-        <w:tblLook w:val="0600"/>
+        <w:tblLook w:val="0600" w:firstRow="0" w:lastRow="0" w:firstColumn="0" w:lastColumn="0" w:noHBand="1" w:noVBand="1"/>
       </w:tblPr>
       <w:tblGrid>
         <w:gridCol w:w="2205"/>
         <w:gridCol w:w="6795"/>
-        <w:tblGridChange w:id="0">
-          <w:tblGrid>
-            <w:gridCol w:w="2205"/>
-            <w:gridCol w:w="6795"/>
-          </w:tblGrid>
-        </w:tblGridChange>
       </w:tblGrid>
       <w:tr>
-        <w:trPr>
-          <w:cantSplit w:val="0"/>
-          <w:tblHeader w:val="0"/>
-        </w:trPr>
         <w:tc>
           <w:tcPr>
-            <w:shd w:fill="auto" w:val="clear"/>
+            <w:tcW w:w="2205" w:type="dxa"/>
+            <w:shd w:val="clear" w:color="auto" w:fill="auto"/>
             <w:tcMar>
-              <w:top w:w="100.0" w:type="dxa"/>
-              <w:left w:w="100.0" w:type="dxa"/>
-              <w:bottom w:w="100.0" w:type="dxa"/>
-              <w:right w:w="100.0" w:type="dxa"/>
+              <w:top w:w="100" w:type="dxa"/>
+              <w:left w:w="100" w:type="dxa"/>
+              <w:bottom w:w="100" w:type="dxa"/>
+              <w:right w:w="100" w:type="dxa"/>
             </w:tcMar>
-            <w:vAlign w:val="top"/>
           </w:tcPr>
           <w:p>
             <w:pPr>
-              <w:keepNext w:val="0"/>
-              <w:keepLines w:val="0"/>
-              <w:pageBreakBefore w:val="0"/>
               <w:widowControl w:val="0"/>
               <w:pBdr>
-                <w:top w:space="0" w:sz="0" w:val="nil"/>
-                <w:left w:space="0" w:sz="0" w:val="nil"/>
-                <w:bottom w:space="0" w:sz="0" w:val="nil"/>
-                <w:right w:space="0" w:sz="0" w:val="nil"/>
-                <w:between w:space="0" w:sz="0" w:val="nil"/>
+                <w:top w:val="nil"/>
+                <w:left w:val="nil"/>
+                <w:bottom w:val="nil"/>
+                <w:right w:val="nil"/>
+                <w:between w:val="nil"/>
               </w:pBdr>
-              <w:shd w:fill="auto" w:val="clear"/>
-              <w:spacing w:after="0" w:before="0" w:line="240" w:lineRule="auto"/>
-              <w:ind w:left="0" w:right="0" w:firstLine="0"/>
-              <w:jc w:val="left"/>
-              <w:rPr/>
+              <w:spacing w:line="240" w:lineRule="auto"/>
             </w:pPr>
             <w:r>
-              <w:rPr>
-                <w:rtl w:val="0"/>
-              </w:rPr>
-              <w:t xml:space="preserve">Слой</w:t>
+              <w:t>Слой</w:t>
             </w:r>
           </w:p>
         </w:tc>
         <w:tc>
           <w:tcPr>
-            <w:shd w:fill="auto" w:val="clear"/>
+            <w:tcW w:w="6795" w:type="dxa"/>
+            <w:shd w:val="clear" w:color="auto" w:fill="auto"/>
             <w:tcMar>
-              <w:top w:w="100.0" w:type="dxa"/>
-              <w:left w:w="100.0" w:type="dxa"/>
-              <w:bottom w:w="100.0" w:type="dxa"/>
-              <w:right w:w="100.0" w:type="dxa"/>
+              <w:top w:w="100" w:type="dxa"/>
+              <w:left w:w="100" w:type="dxa"/>
+              <w:bottom w:w="100" w:type="dxa"/>
+              <w:right w:w="100" w:type="dxa"/>
             </w:tcMar>
-            <w:vAlign w:val="top"/>
           </w:tcPr>
           <w:p>
             <w:pPr>
-              <w:keepNext w:val="0"/>
-              <w:keepLines w:val="0"/>
-              <w:pageBreakBefore w:val="0"/>
               <w:widowControl w:val="0"/>
               <w:pBdr>
-                <w:top w:space="0" w:sz="0" w:val="nil"/>
-                <w:left w:space="0" w:sz="0" w:val="nil"/>
-                <w:bottom w:space="0" w:sz="0" w:val="nil"/>
-                <w:right w:space="0" w:sz="0" w:val="nil"/>
-                <w:between w:space="0" w:sz="0" w:val="nil"/>
+                <w:top w:val="nil"/>
+                <w:left w:val="nil"/>
+                <w:bottom w:val="nil"/>
+                <w:right w:val="nil"/>
+                <w:between w:val="nil"/>
               </w:pBdr>
-              <w:shd w:fill="auto" w:val="clear"/>
-              <w:spacing w:after="0" w:before="0" w:line="240" w:lineRule="auto"/>
-              <w:ind w:left="0" w:right="0" w:firstLine="0"/>
-              <w:jc w:val="left"/>
-              <w:rPr/>
+              <w:spacing w:line="240" w:lineRule="auto"/>
             </w:pPr>
             <w:r>
-              <w:rPr>
-                <w:rtl w:val="0"/>
-              </w:rPr>
-              <w:t xml:space="preserve">Технологии</w:t>
+              <w:t>Технологии</w:t>
             </w:r>
           </w:p>
         </w:tc>
       </w:tr>
       <w:tr>
-        <w:trPr>
-          <w:cantSplit w:val="0"/>
-          <w:tblHeader w:val="0"/>
-        </w:trPr>
         <w:tc>
           <w:tcPr>
-            <w:shd w:fill="auto" w:val="clear"/>
+            <w:tcW w:w="2205" w:type="dxa"/>
+            <w:shd w:val="clear" w:color="auto" w:fill="auto"/>
             <w:tcMar>
-              <w:top w:w="100.0" w:type="dxa"/>
-              <w:left w:w="100.0" w:type="dxa"/>
-              <w:bottom w:w="100.0" w:type="dxa"/>
-              <w:right w:w="100.0" w:type="dxa"/>
+              <w:top w:w="100" w:type="dxa"/>
+              <w:left w:w="100" w:type="dxa"/>
+              <w:bottom w:w="100" w:type="dxa"/>
+              <w:right w:w="100" w:type="dxa"/>
             </w:tcMar>
-            <w:vAlign w:val="top"/>
           </w:tcPr>
           <w:p>
-            <w:pPr>
-              <w:rPr/>
-            </w:pPr>
-            <w:r>
-              <w:rPr>
-                <w:rtl w:val="0"/>
-              </w:rPr>
-              <w:t xml:space="preserve">Frontend</w:t>
-            </w:r>
+            <w:proofErr w:type="spellStart"/>
+            <w:r>
+              <w:t>Frontend</w:t>
+            </w:r>
+            <w:proofErr w:type="spellEnd"/>
           </w:p>
         </w:tc>
         <w:tc>
           <w:tcPr>
-            <w:shd w:fill="auto" w:val="clear"/>
+            <w:tcW w:w="6795" w:type="dxa"/>
+            <w:shd w:val="clear" w:color="auto" w:fill="auto"/>
             <w:tcMar>
-              <w:top w:w="100.0" w:type="dxa"/>
-              <w:left w:w="100.0" w:type="dxa"/>
-              <w:bottom w:w="100.0" w:type="dxa"/>
-              <w:right w:w="100.0" w:type="dxa"/>
+              <w:top w:w="100" w:type="dxa"/>
+              <w:left w:w="100" w:type="dxa"/>
+              <w:bottom w:w="100" w:type="dxa"/>
+              <w:right w:w="100" w:type="dxa"/>
             </w:tcMar>
-            <w:vAlign w:val="top"/>
           </w:tcPr>
           <w:p>
             <w:pPr>
-              <w:rPr/>
+              <w:rPr>
+                <w:lang w:val="en-US"/>
+              </w:rPr>
             </w:pPr>
             <w:r>
               <w:rPr>
-                <w:rtl w:val="0"/>
+                <w:lang w:val="en-US"/>
               </w:rPr>
-              <w:t xml:space="preserve">React 18+, TypeScript, Vite, `@dnd-kit/core` + `@dnd-kit/sortable` (Drag &amp; Drop), TailwindCSS + shadcn/ui, Zustand (локальное состояние), WebSocket API</w:t>
+              <w:t xml:space="preserve">React 18+, </w:t>
+            </w:r>
+            <w:proofErr w:type="spellStart"/>
+            <w:r>
+              <w:rPr>
+                <w:lang w:val="en-US"/>
+              </w:rPr>
+              <w:t>Vite</w:t>
+            </w:r>
+            <w:proofErr w:type="spellEnd"/>
+            <w:r>
+              <w:rPr>
+                <w:lang w:val="en-US"/>
+              </w:rPr>
+              <w:t>, `@dnd-kit/core` + `@dnd-kit/sortable` (Drag &amp; Drop</w:t>
+            </w:r>
+            <w:r>
+              <w:rPr>
+                <w:lang w:val="en-US"/>
+              </w:rPr>
+              <w:t>)</w:t>
+            </w:r>
+            <w:r>
+              <w:rPr>
+                <w:lang w:val="en-US"/>
+              </w:rPr>
+              <w:t xml:space="preserve">, </w:t>
+            </w:r>
+            <w:proofErr w:type="spellStart"/>
+            <w:r>
+              <w:rPr>
+                <w:lang w:val="en-US"/>
+              </w:rPr>
+              <w:t>Zustand</w:t>
+            </w:r>
+            <w:proofErr w:type="spellEnd"/>
+            <w:r>
+              <w:rPr>
+                <w:lang w:val="en-US"/>
+              </w:rPr>
+              <w:t xml:space="preserve"> (</w:t>
+            </w:r>
+            <w:r>
+              <w:t>локальное</w:t>
+            </w:r>
+            <w:r>
+              <w:rPr>
+                <w:lang w:val="en-US"/>
+              </w:rPr>
+              <w:t xml:space="preserve"> </w:t>
+            </w:r>
+            <w:r>
+              <w:t>состояние</w:t>
+            </w:r>
+            <w:r>
+              <w:rPr>
+                <w:lang w:val="en-US"/>
+              </w:rPr>
+              <w:t>), WebSocket API</w:t>
             </w:r>
           </w:p>
         </w:tc>
       </w:tr>
       <w:tr>
-        <w:trPr>
-          <w:cantSplit w:val="0"/>
-          <w:tblHeader w:val="0"/>
-        </w:trPr>
         <w:tc>
           <w:tcPr>
-            <w:shd w:fill="auto" w:val="clear"/>
+            <w:tcW w:w="2205" w:type="dxa"/>
+            <w:shd w:val="clear" w:color="auto" w:fill="auto"/>
             <w:tcMar>
-              <w:top w:w="100.0" w:type="dxa"/>
-              <w:left w:w="100.0" w:type="dxa"/>
-              <w:bottom w:w="100.0" w:type="dxa"/>
-              <w:right w:w="100.0" w:type="dxa"/>
+              <w:top w:w="100" w:type="dxa"/>
+              <w:left w:w="100" w:type="dxa"/>
+              <w:bottom w:w="100" w:type="dxa"/>
+              <w:right w:w="100" w:type="dxa"/>
             </w:tcMar>
-            <w:vAlign w:val="top"/>
           </w:tcPr>
           <w:p>
-            <w:pPr>
-              <w:rPr/>
-            </w:pPr>
-            <w:r>
-              <w:rPr>
-                <w:rtl w:val="0"/>
-              </w:rPr>
-              <w:t xml:space="preserve">Backend</w:t>
-            </w:r>
+            <w:proofErr w:type="spellStart"/>
+            <w:r>
+              <w:t>Backend</w:t>
+            </w:r>
+            <w:proofErr w:type="spellEnd"/>
           </w:p>
         </w:tc>
         <w:tc>
           <w:tcPr>
-            <w:shd w:fill="auto" w:val="clear"/>
+            <w:tcW w:w="6795" w:type="dxa"/>
+            <w:shd w:val="clear" w:color="auto" w:fill="auto"/>
             <w:tcMar>
-              <w:top w:w="100.0" w:type="dxa"/>
-              <w:left w:w="100.0" w:type="dxa"/>
-              <w:bottom w:w="100.0" w:type="dxa"/>
-              <w:right w:w="100.0" w:type="dxa"/>
+              <w:top w:w="100" w:type="dxa"/>
+              <w:left w:w="100" w:type="dxa"/>
+              <w:bottom w:w="100" w:type="dxa"/>
+              <w:right w:w="100" w:type="dxa"/>
             </w:tcMar>
-            <w:vAlign w:val="top"/>
           </w:tcPr>
           <w:p>
             <w:pPr>
-              <w:rPr/>
+              <w:rPr>
+                <w:lang w:val="en-US"/>
+              </w:rPr>
             </w:pPr>
             <w:r>
               <w:rPr>
-                <w:rtl w:val="0"/>
+                <w:lang w:val="en-US"/>
               </w:rPr>
-              <w:t xml:space="preserve">Python 3.11+, FastAPI (REST + WebSocket endpoints), SQLAlchemy 2.0 (ORM), Alembic (миграции БД), Pydantic (валидация данных), `python-jose`/`passlib` (JWT &amp; хеширование)</w:t>
+              <w:t xml:space="preserve">TypeScript, Express, JWT, </w:t>
+            </w:r>
+            <w:proofErr w:type="spellStart"/>
+            <w:r>
+              <w:rPr>
+                <w:lang w:val="en-US"/>
+              </w:rPr>
+              <w:t>prisma</w:t>
+            </w:r>
+            <w:proofErr w:type="spellEnd"/>
+            <w:r>
+              <w:rPr>
+                <w:lang w:val="en-US"/>
+              </w:rPr>
+              <w:t>, socket.io</w:t>
             </w:r>
           </w:p>
         </w:tc>
       </w:tr>
       <w:tr>
-        <w:trPr>
-          <w:cantSplit w:val="0"/>
-          <w:tblHeader w:val="0"/>
-        </w:trPr>
         <w:tc>
           <w:tcPr>
-            <w:shd w:fill="auto" w:val="clear"/>
+            <w:tcW w:w="2205" w:type="dxa"/>
+            <w:shd w:val="clear" w:color="auto" w:fill="auto"/>
             <w:tcMar>
-              <w:top w:w="100.0" w:type="dxa"/>
-              <w:left w:w="100.0" w:type="dxa"/>
-              <w:bottom w:w="100.0" w:type="dxa"/>
-              <w:right w:w="100.0" w:type="dxa"/>
+              <w:top w:w="100" w:type="dxa"/>
+              <w:left w:w="100" w:type="dxa"/>
+              <w:bottom w:w="100" w:type="dxa"/>
+              <w:right w:w="100" w:type="dxa"/>
             </w:tcMar>
-            <w:vAlign w:val="top"/>
           </w:tcPr>
           <w:p>
-            <w:pPr>
-              <w:rPr/>
-            </w:pPr>
-            <w:r>
-              <w:rPr>
-                <w:rtl w:val="0"/>
-              </w:rPr>
-              <w:t xml:space="preserve">База данных</w:t>
+            <w:r>
+              <w:t>База данных</w:t>
             </w:r>
           </w:p>
         </w:tc>
         <w:tc>
           <w:tcPr>
-            <w:shd w:fill="auto" w:val="clear"/>
+            <w:tcW w:w="6795" w:type="dxa"/>
+            <w:shd w:val="clear" w:color="auto" w:fill="auto"/>
             <w:tcMar>
-              <w:top w:w="100.0" w:type="dxa"/>
-              <w:left w:w="100.0" w:type="dxa"/>
-              <w:bottom w:w="100.0" w:type="dxa"/>
-              <w:right w:w="100.0" w:type="dxa"/>
+              <w:top w:w="100" w:type="dxa"/>
+              <w:left w:w="100" w:type="dxa"/>
+              <w:bottom w:w="100" w:type="dxa"/>
+              <w:right w:w="100" w:type="dxa"/>
             </w:tcMar>
-            <w:vAlign w:val="top"/>
           </w:tcPr>
           <w:p>
-            <w:pPr>
-              <w:rPr/>
-            </w:pPr>
-            <w:r>
-              <w:rPr>
-                <w:rtl w:val="0"/>
-              </w:rPr>
-              <w:t xml:space="preserve">PostgreSQL (хранение пользователей, досок, колонок, задач, метаданных сессий)</w:t>
+            <w:proofErr w:type="spellStart"/>
+            <w:r>
+              <w:t>PostgreSQL</w:t>
+            </w:r>
+            <w:proofErr w:type="spellEnd"/>
+            <w:r>
+              <w:t xml:space="preserve"> (хранение пользователей, досок, колонок, задач, метаданных сессий)</w:t>
             </w:r>
           </w:p>
         </w:tc>
       </w:tr>
       <w:tr>
-        <w:trPr>
-          <w:cantSplit w:val="0"/>
-          <w:tblHeader w:val="0"/>
-        </w:trPr>
         <w:tc>
           <w:tcPr>
-            <w:shd w:fill="auto" w:val="clear"/>
+            <w:tcW w:w="2205" w:type="dxa"/>
+            <w:shd w:val="clear" w:color="auto" w:fill="auto"/>
             <w:tcMar>
-              <w:top w:w="100.0" w:type="dxa"/>
-              <w:left w:w="100.0" w:type="dxa"/>
-              <w:bottom w:w="100.0" w:type="dxa"/>
-              <w:right w:w="100.0" w:type="dxa"/>
+              <w:top w:w="100" w:type="dxa"/>
+              <w:left w:w="100" w:type="dxa"/>
+              <w:bottom w:w="100" w:type="dxa"/>
+              <w:right w:w="100" w:type="dxa"/>
             </w:tcMar>
-            <w:vAlign w:val="top"/>
           </w:tcPr>
           <w:p>
-            <w:pPr>
-              <w:rPr/>
-            </w:pPr>
-            <w:r>
-              <w:rPr>
-                <w:rtl w:val="0"/>
-              </w:rPr>
-              <w:t xml:space="preserve">Real-time инфраструктура</w:t>
+            <w:r>
+              <w:t>Real-</w:t>
+            </w:r>
+            <w:proofErr w:type="spellStart"/>
+            <w:r>
+              <w:t>time</w:t>
+            </w:r>
+            <w:proofErr w:type="spellEnd"/>
+            <w:r>
+              <w:t xml:space="preserve"> инфраструктура</w:t>
             </w:r>
           </w:p>
         </w:tc>
         <w:tc>
           <w:tcPr>
-            <w:shd w:fill="auto" w:val="clear"/>
+            <w:tcW w:w="6795" w:type="dxa"/>
+            <w:shd w:val="clear" w:color="auto" w:fill="auto"/>
             <w:tcMar>
-              <w:top w:w="100.0" w:type="dxa"/>
-              <w:left w:w="100.0" w:type="dxa"/>
-              <w:bottom w:w="100.0" w:type="dxa"/>
-              <w:right w:w="100.0" w:type="dxa"/>
+              <w:top w:w="100" w:type="dxa"/>
+              <w:left w:w="100" w:type="dxa"/>
+              <w:bottom w:w="100" w:type="dxa"/>
+              <w:right w:w="100" w:type="dxa"/>
             </w:tcMar>
-            <w:vAlign w:val="top"/>
           </w:tcPr>
           <w:p>
             <w:pPr>
-              <w:rPr/>
+              <w:rPr>
+                <w:lang w:val="ru-RU"/>
+              </w:rPr>
             </w:pPr>
             <w:r>
               <w:rPr>
-                <w:rtl w:val="0"/>
+                <w:lang w:val="en-US"/>
               </w:rPr>
-              <w:t xml:space="preserve">Встроенные WebSocket-каналы FastAPI, дебаунс-отправка изменений, broadcast-логика на уровне приложения (Redis опционально для горизонтального масштабирования)</w:t>
-            </w:r>
-          </w:p>
-        </w:tc>
-      </w:tr>
-      <w:tr>
-        <w:trPr>
-          <w:cantSplit w:val="0"/>
-          <w:tblHeader w:val="0"/>
-        </w:trPr>
-        <w:tc>
-          <w:tcPr>
-            <w:shd w:fill="auto" w:val="clear"/>
-            <w:tcMar>
-              <w:top w:w="100.0" w:type="dxa"/>
-              <w:left w:w="100.0" w:type="dxa"/>
-              <w:bottom w:w="100.0" w:type="dxa"/>
-              <w:right w:w="100.0" w:type="dxa"/>
-            </w:tcMar>
-            <w:vAlign w:val="top"/>
-          </w:tcPr>
-          <w:p>
-            <w:pPr>
-              <w:rPr/>
-            </w:pPr>
-            <w:r>
-              <w:rPr>
-                <w:rtl w:val="0"/>
-              </w:rPr>
-              <w:t xml:space="preserve">DevOps &amp; Деплой</w:t>
-            </w:r>
-          </w:p>
-        </w:tc>
-        <w:tc>
-          <w:tcPr>
-            <w:shd w:fill="auto" w:val="clear"/>
-            <w:tcMar>
-              <w:top w:w="100.0" w:type="dxa"/>
-              <w:left w:w="100.0" w:type="dxa"/>
-              <w:bottom w:w="100.0" w:type="dxa"/>
-              <w:right w:w="100.0" w:type="dxa"/>
-            </w:tcMar>
-            <w:vAlign w:val="top"/>
-          </w:tcPr>
-          <w:p>
-            <w:pPr>
-              <w:rPr/>
-            </w:pPr>
-            <w:r>
-              <w:rPr>
-                <w:rtl w:val="0"/>
-              </w:rPr>
-              <w:t xml:space="preserve">Docker (локальная сборка), Render/Railway (бэкенд), Vercel/Netlify (фронтенд), Supabase/Neon (managed PostgreSQL), GitHub Actions (линтеры, тесты, автодеплой)</w:t>
-            </w:r>
-          </w:p>
-        </w:tc>
-      </w:tr>
-      <w:tr>
-        <w:trPr>
-          <w:cantSplit w:val="0"/>
-          <w:tblHeader w:val="0"/>
-        </w:trPr>
-        <w:tc>
-          <w:tcPr>
-            <w:shd w:fill="auto" w:val="clear"/>
-            <w:tcMar>
-              <w:top w:w="100.0" w:type="dxa"/>
-              <w:left w:w="100.0" w:type="dxa"/>
-              <w:bottom w:w="100.0" w:type="dxa"/>
-              <w:right w:w="100.0" w:type="dxa"/>
-            </w:tcMar>
-            <w:vAlign w:val="top"/>
-          </w:tcPr>
-          <w:p>
-            <w:pPr>
-              <w:rPr/>
-            </w:pPr>
-            <w:r>
-              <w:rPr>
-                <w:rtl w:val="0"/>
-              </w:rPr>
-              <w:t xml:space="preserve">Дополнительно</w:t>
-            </w:r>
-          </w:p>
-        </w:tc>
-        <w:tc>
-          <w:tcPr>
-            <w:shd w:fill="auto" w:val="clear"/>
-            <w:tcMar>
-              <w:top w:w="100.0" w:type="dxa"/>
-              <w:left w:w="100.0" w:type="dxa"/>
-              <w:bottom w:w="100.0" w:type="dxa"/>
-              <w:right w:w="100.0" w:type="dxa"/>
-            </w:tcMar>
-            <w:vAlign w:val="top"/>
-          </w:tcPr>
-          <w:p>
-            <w:pPr>
-              <w:rPr/>
-            </w:pPr>
-            <w:r>
-              <w:rPr>
-                <w:rtl w:val="0"/>
-              </w:rPr>
-              <w:t xml:space="preserve">Loguru/Sentry (логирование и мониторинг ошибок), Postman/Insomnia (тестирование API), Cypress/Playwright (E2E-тесты DnD-сценариев)</w:t>
+              <w:t>Socket.io</w:t>
             </w:r>
           </w:p>
         </w:tc>
@@ -930,26 +953,27 @@
     </w:tbl>
     <w:p>
       <w:pPr>
-        <w:rPr/>
-      </w:pPr>
-      <w:r>
-        <w:rPr>
-          <w:rtl w:val="0"/>
-        </w:rPr>
-      </w:r>
+        <w:rPr>
+          <w:lang w:val="ru-RU"/>
+        </w:rPr>
+      </w:pPr>
     </w:p>
     <w:sectPr>
-      <w:pgSz w:h="16834" w:w="11909" w:orient="portrait"/>
-      <w:pgMar w:bottom="1440" w:top="1440" w:left="1440" w:right="1440" w:header="720" w:footer="720"/>
+      <w:pgSz w:w="11909" w:h="16834"/>
+      <w:pgMar w:top="1440" w:right="1440" w:bottom="1440" w:left="1440" w:header="720" w:footer="720" w:gutter="0"/>
       <w:pgNumType w:start="1"/>
+      <w:cols w:space="720"/>
     </w:sectPr>
   </w:body>
 </w:document>
 </file>
 
 <file path=word/numbering.xml><?xml version="1.0" encoding="utf-8"?>
-<w:numbering xmlns:mc="http://schemas.openxmlformats.org/markup-compatibility/2006" xmlns:o="urn:schemas-microsoft-com:office:office" xmlns:r="http://schemas.openxmlformats.org/officeDocument/2006/relationships" xmlns:m="http://schemas.openxmlformats.org/officeDocument/2006/math" xmlns:v="urn:schemas-microsoft-com:vml" xmlns:wp="http://schemas.openxmlformats.org/drawingml/2006/wordprocessingDrawing" xmlns:w10="urn:schemas-microsoft-com:office:word" xmlns:w="http://schemas.openxmlformats.org/wordprocessingml/2006/main" xmlns:wne="http://schemas.microsoft.com/office/word/2006/wordml" xmlns:sl="http://schemas.openxmlformats.org/schemaLibrary/2006/main" xmlns:a="http://schemas.openxmlformats.org/drawingml/2006/main" xmlns:pic="http://schemas.openxmlformats.org/drawingml/2006/picture" xmlns:c="http://schemas.openxmlformats.org/drawingml/2006/chart" xmlns:lc="http://schemas.openxmlformats.org/drawingml/2006/lockedCanvas" xmlns:dgm="http://schemas.openxmlformats.org/drawingml/2006/diagram" xmlns:wps="http://schemas.microsoft.com/office/word/2010/wordprocessingShape" xmlns:wpg="http://schemas.microsoft.com/office/word/2010/wordprocessingGroup" xmlns:w14="http://schemas.microsoft.com/office/word/2010/wordml" xmlns:w15="http://schemas.microsoft.com/office/word/2012/wordml" xmlns:w16="http://schemas.microsoft.com/office/word/2018/wordml" xmlns:w16cex="http://schemas.microsoft.com/office/word/2018/wordml/cex" xmlns:w16cid="http://schemas.microsoft.com/office/word/2016/wordml/cid" xmlns="http://schemas.microsoft.com/office/tasks/2019/documenttasks" xmlns:cr="http://schemas.microsoft.com/office/comments/2020/reactions">
-  <w:abstractNum w:abstractNumId="1">
+<w:numbering xmlns:wpc="http://schemas.microsoft.com/office/word/2010/wordprocessingCanvas" xmlns:cx="http://schemas.microsoft.com/office/drawing/2014/chartex" xmlns:cx1="http://schemas.microsoft.com/office/drawing/2015/9/8/chartex" xmlns:cx2="http://schemas.microsoft.com/office/drawing/2015/10/21/chartex" xmlns:cx3="http://schemas.microsoft.com/office/drawing/2016/5/9/chartex" xmlns:cx4="http://schemas.microsoft.com/office/drawing/2016/5/10/chartex" xmlns:cx5="http://schemas.microsoft.com/office/drawing/2016/5/11/chartex" xmlns:cx6="http://schemas.microsoft.com/office/drawing/2016/5/12/chartex" xmlns:cx7="http://schemas.microsoft.com/office/drawing/2016/5/13/chartex" xmlns:cx8="http://schemas.microsoft.com/office/drawing/2016/5/14/chartex" xmlns:mc="http://schemas.openxmlformats.org/markup-compatibility/2006" xmlns:aink="http://schemas.microsoft.com/office/drawing/2016/ink" xmlns:am3d="http://schemas.microsoft.com/office/drawing/2017/model3d" xmlns:o="urn:schemas-microsoft-com:office:office" xmlns:oel="http://schemas.microsoft.com/office/2019/extlst" xmlns:r="http://schemas.openxmlformats.org/officeDocument/2006/relationships" xmlns:m="http://schemas.openxmlformats.org/officeDocument/2006/math" xmlns:v="urn:schemas-microsoft-com:vml" xmlns:wp14="http://schemas.microsoft.com/office/word/2010/wordprocessingDrawing" xmlns:wp="http://schemas.openxmlformats.org/drawingml/2006/wordprocessingDrawing" xmlns:w10="urn:schemas-microsoft-com:office:word" xmlns:w="http://schemas.openxmlformats.org/wordprocessingml/2006/main" xmlns:w14="http://schemas.microsoft.com/office/word/2010/wordml" xmlns:w15="http://schemas.microsoft.com/office/word/2012/wordml" xmlns:w16cex="http://schemas.microsoft.com/office/word/2018/wordml/cex" xmlns:w16cid="http://schemas.microsoft.com/office/word/2016/wordml/cid" xmlns:w16="http://schemas.microsoft.com/office/word/2018/wordml" xmlns:w16sdtdh="http://schemas.microsoft.com/office/word/2020/wordml/sdtdatahash" xmlns:w16se="http://schemas.microsoft.com/office/word/2015/wordml/symex" xmlns:wpg="http://schemas.microsoft.com/office/word/2010/wordprocessingGroup" xmlns:wpi="http://schemas.microsoft.com/office/word/2010/wordprocessingInk" xmlns:wne="http://schemas.microsoft.com/office/word/2006/wordml" xmlns:wps="http://schemas.microsoft.com/office/word/2010/wordprocessingShape" mc:Ignorable="w14 w15 w16se w16cid w16 w16cex w16sdtdh wp14">
+  <w:abstractNum w:abstractNumId="0" w15:restartNumberingAfterBreak="0">
+    <w:nsid w:val="1BE55A61"/>
+    <w:multiLevelType w:val="multilevel"/>
+    <w:tmpl w:val="26FE4A1A"/>
     <w:lvl w:ilvl="0">
       <w:start w:val="1"/>
       <w:numFmt w:val="bullet"/>
@@ -1059,7 +1083,10 @@
       </w:rPr>
     </w:lvl>
   </w:abstractNum>
-  <w:abstractNum w:abstractNumId="2">
+  <w:abstractNum w:abstractNumId="1" w15:restartNumberingAfterBreak="0">
+    <w:nsid w:val="38D20CAB"/>
+    <w:multiLevelType w:val="multilevel"/>
+    <w:tmpl w:val="54CC76D8"/>
     <w:lvl w:ilvl="0">
       <w:start w:val="1"/>
       <w:numFmt w:val="bullet"/>
@@ -1169,24 +1196,24 @@
       </w:rPr>
     </w:lvl>
   </w:abstractNum>
-  <w:num w:numId="1">
+  <w:num w:numId="1" w16cid:durableId="92634400">
+    <w:abstractNumId w:val="0"/>
+  </w:num>
+  <w:num w:numId="2" w16cid:durableId="1966276959">
     <w:abstractNumId w:val="1"/>
-  </w:num>
-  <w:num w:numId="2">
-    <w:abstractNumId w:val="2"/>
   </w:num>
 </w:numbering>
 </file>
 
 <file path=word/styles.xml><?xml version="1.0" encoding="utf-8"?>
-<w:styles xmlns:mc="http://schemas.openxmlformats.org/markup-compatibility/2006" xmlns:o="urn:schemas-microsoft-com:office:office" xmlns:r="http://schemas.openxmlformats.org/officeDocument/2006/relationships" xmlns:m="http://schemas.openxmlformats.org/officeDocument/2006/math" xmlns:v="urn:schemas-microsoft-com:vml" xmlns:wp="http://schemas.openxmlformats.org/drawingml/2006/wordprocessingDrawing" xmlns:w10="urn:schemas-microsoft-com:office:word" xmlns:w="http://schemas.openxmlformats.org/wordprocessingml/2006/main" xmlns:wne="http://schemas.microsoft.com/office/word/2006/wordml" xmlns:sl="http://schemas.openxmlformats.org/schemaLibrary/2006/main" xmlns:a="http://schemas.openxmlformats.org/drawingml/2006/main" xmlns:pic="http://schemas.openxmlformats.org/drawingml/2006/picture" xmlns:c="http://schemas.openxmlformats.org/drawingml/2006/chart" xmlns:lc="http://schemas.openxmlformats.org/drawingml/2006/lockedCanvas" xmlns:dgm="http://schemas.openxmlformats.org/drawingml/2006/diagram" xmlns:wps="http://schemas.microsoft.com/office/word/2010/wordprocessingShape" xmlns:wpg="http://schemas.microsoft.com/office/word/2010/wordprocessingGroup" xmlns:w14="http://schemas.microsoft.com/office/word/2010/wordml" xmlns:w15="http://schemas.microsoft.com/office/word/2012/wordml" xmlns:w16="http://schemas.microsoft.com/office/word/2018/wordml" xmlns:w16cex="http://schemas.microsoft.com/office/word/2018/wordml/cex" xmlns:w16cid="http://schemas.microsoft.com/office/word/2016/wordml/cid" xmlns="http://schemas.microsoft.com/office/tasks/2019/documenttasks" xmlns:cr="http://schemas.microsoft.com/office/comments/2020/reactions">
+<w:styles xmlns:mc="http://schemas.openxmlformats.org/markup-compatibility/2006" xmlns:r="http://schemas.openxmlformats.org/officeDocument/2006/relationships" xmlns:w="http://schemas.openxmlformats.org/wordprocessingml/2006/main" xmlns:w14="http://schemas.microsoft.com/office/word/2010/wordml" xmlns:w15="http://schemas.microsoft.com/office/word/2012/wordml" xmlns:w16cex="http://schemas.microsoft.com/office/word/2018/wordml/cex" xmlns:w16cid="http://schemas.microsoft.com/office/word/2016/wordml/cid" xmlns:w16="http://schemas.microsoft.com/office/word/2018/wordml" xmlns:w16sdtdh="http://schemas.microsoft.com/office/word/2020/wordml/sdtdatahash" xmlns:w16se="http://schemas.microsoft.com/office/word/2015/wordml/symex" mc:Ignorable="w14 w15 w16se w16cid w16 w16cex w16sdtdh">
   <w:docDefaults>
     <w:rPrDefault>
       <w:rPr>
-        <w:rFonts w:ascii="Arial" w:cs="Arial" w:eastAsia="Arial" w:hAnsi="Arial"/>
+        <w:rFonts w:ascii="Arial" w:eastAsia="Arial" w:hAnsi="Arial" w:cs="Arial"/>
         <w:sz w:val="22"/>
         <w:szCs w:val="22"/>
-        <w:lang w:val="ru"/>
+        <w:lang w:val="ru" w:eastAsia="ru-RU" w:bidi="ar-SA"/>
       </w:rPr>
     </w:rPrDefault>
     <w:pPrDefault>
@@ -1195,79 +1222,457 @@
       </w:pPr>
     </w:pPrDefault>
   </w:docDefaults>
-  <w:style w:type="table" w:styleId="TableNormal" w:default="1">
-    <w:name w:val="TableNormal"/>
-    <w:tblPr>
-      <w:tblCellMar>
-        <w:top w:w="100.0" w:type="dxa"/>
-        <w:left w:w="100.0" w:type="dxa"/>
-        <w:bottom w:w="100.0" w:type="dxa"/>
-        <w:right w:w="100.0" w:type="dxa"/>
-      </w:tblCellMar>
-    </w:tblPr>
+  <w:latentStyles w:defLockedState="0" w:defUIPriority="99" w:defSemiHidden="0" w:defUnhideWhenUsed="0" w:defQFormat="0" w:count="376">
+    <w:lsdException w:name="Normal" w:uiPriority="0" w:qFormat="1"/>
+    <w:lsdException w:name="heading 1" w:uiPriority="9" w:qFormat="1"/>
+    <w:lsdException w:name="heading 2" w:semiHidden="1" w:uiPriority="9" w:unhideWhenUsed="1" w:qFormat="1"/>
+    <w:lsdException w:name="heading 3" w:semiHidden="1" w:uiPriority="9" w:unhideWhenUsed="1" w:qFormat="1"/>
+    <w:lsdException w:name="heading 4" w:semiHidden="1" w:uiPriority="9" w:unhideWhenUsed="1" w:qFormat="1"/>
+    <w:lsdException w:name="heading 5" w:semiHidden="1" w:uiPriority="9" w:unhideWhenUsed="1" w:qFormat="1"/>
+    <w:lsdException w:name="heading 6" w:semiHidden="1" w:uiPriority="9" w:unhideWhenUsed="1" w:qFormat="1"/>
+    <w:lsdException w:name="heading 7" w:semiHidden="1" w:uiPriority="9" w:unhideWhenUsed="1" w:qFormat="1"/>
+    <w:lsdException w:name="heading 8" w:semiHidden="1" w:uiPriority="9" w:unhideWhenUsed="1" w:qFormat="1"/>
+    <w:lsdException w:name="heading 9" w:semiHidden="1" w:uiPriority="9" w:unhideWhenUsed="1" w:qFormat="1"/>
+    <w:lsdException w:name="index 1" w:semiHidden="1" w:unhideWhenUsed="1"/>
+    <w:lsdException w:name="index 2" w:semiHidden="1" w:unhideWhenUsed="1"/>
+    <w:lsdException w:name="index 3" w:semiHidden="1" w:unhideWhenUsed="1"/>
+    <w:lsdException w:name="index 4" w:semiHidden="1" w:unhideWhenUsed="1"/>
+    <w:lsdException w:name="index 5" w:semiHidden="1" w:unhideWhenUsed="1"/>
+    <w:lsdException w:name="index 6" w:semiHidden="1" w:unhideWhenUsed="1"/>
+    <w:lsdException w:name="index 7" w:semiHidden="1" w:unhideWhenUsed="1"/>
+    <w:lsdException w:name="index 8" w:semiHidden="1" w:unhideWhenUsed="1"/>
+    <w:lsdException w:name="index 9" w:semiHidden="1" w:unhideWhenUsed="1"/>
+    <w:lsdException w:name="toc 1" w:semiHidden="1" w:uiPriority="39" w:unhideWhenUsed="1"/>
+    <w:lsdException w:name="toc 2" w:semiHidden="1" w:uiPriority="39" w:unhideWhenUsed="1"/>
+    <w:lsdException w:name="toc 3" w:semiHidden="1" w:uiPriority="39" w:unhideWhenUsed="1"/>
+    <w:lsdException w:name="toc 4" w:semiHidden="1" w:uiPriority="39" w:unhideWhenUsed="1"/>
+    <w:lsdException w:name="toc 5" w:semiHidden="1" w:uiPriority="39" w:unhideWhenUsed="1"/>
+    <w:lsdException w:name="toc 6" w:semiHidden="1" w:uiPriority="39" w:unhideWhenUsed="1"/>
+    <w:lsdException w:name="toc 7" w:semiHidden="1" w:uiPriority="39" w:unhideWhenUsed="1"/>
+    <w:lsdException w:name="toc 8" w:semiHidden="1" w:uiPriority="39" w:unhideWhenUsed="1"/>
+    <w:lsdException w:name="toc 9" w:semiHidden="1" w:uiPriority="39" w:unhideWhenUsed="1"/>
+    <w:lsdException w:name="Normal Indent" w:semiHidden="1" w:unhideWhenUsed="1"/>
+    <w:lsdException w:name="footnote text" w:semiHidden="1" w:unhideWhenUsed="1"/>
+    <w:lsdException w:name="annotation text" w:semiHidden="1" w:unhideWhenUsed="1"/>
+    <w:lsdException w:name="header" w:semiHidden="1" w:unhideWhenUsed="1"/>
+    <w:lsdException w:name="footer" w:semiHidden="1" w:unhideWhenUsed="1"/>
+    <w:lsdException w:name="index heading" w:semiHidden="1" w:unhideWhenUsed="1"/>
+    <w:lsdException w:name="caption" w:semiHidden="1" w:uiPriority="35" w:unhideWhenUsed="1" w:qFormat="1"/>
+    <w:lsdException w:name="table of figures" w:semiHidden="1" w:unhideWhenUsed="1"/>
+    <w:lsdException w:name="envelope address" w:semiHidden="1" w:unhideWhenUsed="1"/>
+    <w:lsdException w:name="envelope return" w:semiHidden="1" w:unhideWhenUsed="1"/>
+    <w:lsdException w:name="footnote reference" w:semiHidden="1" w:unhideWhenUsed="1"/>
+    <w:lsdException w:name="annotation reference" w:semiHidden="1" w:unhideWhenUsed="1"/>
+    <w:lsdException w:name="line number" w:semiHidden="1" w:unhideWhenUsed="1"/>
+    <w:lsdException w:name="page number" w:semiHidden="1" w:unhideWhenUsed="1"/>
+    <w:lsdException w:name="endnote reference" w:semiHidden="1" w:unhideWhenUsed="1"/>
+    <w:lsdException w:name="endnote text" w:semiHidden="1" w:unhideWhenUsed="1"/>
+    <w:lsdException w:name="table of authorities" w:semiHidden="1" w:unhideWhenUsed="1"/>
+    <w:lsdException w:name="macro" w:semiHidden="1" w:unhideWhenUsed="1"/>
+    <w:lsdException w:name="toa heading" w:semiHidden="1" w:unhideWhenUsed="1"/>
+    <w:lsdException w:name="List" w:semiHidden="1" w:unhideWhenUsed="1"/>
+    <w:lsdException w:name="List Bullet" w:semiHidden="1" w:unhideWhenUsed="1"/>
+    <w:lsdException w:name="List Number" w:semiHidden="1" w:unhideWhenUsed="1"/>
+    <w:lsdException w:name="List 2" w:semiHidden="1" w:unhideWhenUsed="1"/>
+    <w:lsdException w:name="List 3" w:semiHidden="1" w:unhideWhenUsed="1"/>
+    <w:lsdException w:name="List 4" w:semiHidden="1" w:unhideWhenUsed="1"/>
+    <w:lsdException w:name="List 5" w:semiHidden="1" w:unhideWhenUsed="1"/>
+    <w:lsdException w:name="List Bullet 2" w:semiHidden="1" w:unhideWhenUsed="1"/>
+    <w:lsdException w:name="List Bullet 3" w:semiHidden="1" w:unhideWhenUsed="1"/>
+    <w:lsdException w:name="List Bullet 4" w:semiHidden="1" w:unhideWhenUsed="1"/>
+    <w:lsdException w:name="List Bullet 5" w:semiHidden="1" w:unhideWhenUsed="1"/>
+    <w:lsdException w:name="List Number 2" w:semiHidden="1" w:unhideWhenUsed="1"/>
+    <w:lsdException w:name="List Number 3" w:semiHidden="1" w:unhideWhenUsed="1"/>
+    <w:lsdException w:name="List Number 4" w:semiHidden="1" w:unhideWhenUsed="1"/>
+    <w:lsdException w:name="List Number 5" w:semiHidden="1" w:unhideWhenUsed="1"/>
+    <w:lsdException w:name="Title" w:uiPriority="10" w:qFormat="1"/>
+    <w:lsdException w:name="Closing" w:semiHidden="1" w:unhideWhenUsed="1"/>
+    <w:lsdException w:name="Signature" w:semiHidden="1" w:unhideWhenUsed="1"/>
+    <w:lsdException w:name="Default Paragraph Font" w:semiHidden="1" w:uiPriority="1" w:unhideWhenUsed="1"/>
+    <w:lsdException w:name="Body Text" w:semiHidden="1" w:unhideWhenUsed="1"/>
+    <w:lsdException w:name="Body Text Indent" w:semiHidden="1" w:unhideWhenUsed="1"/>
+    <w:lsdException w:name="List Continue" w:semiHidden="1" w:unhideWhenUsed="1"/>
+    <w:lsdException w:name="List Continue 2" w:semiHidden="1" w:unhideWhenUsed="1"/>
+    <w:lsdException w:name="List Continue 3" w:semiHidden="1" w:unhideWhenUsed="1"/>
+    <w:lsdException w:name="List Continue 4" w:semiHidden="1" w:unhideWhenUsed="1"/>
+    <w:lsdException w:name="List Continue 5" w:semiHidden="1" w:unhideWhenUsed="1"/>
+    <w:lsdException w:name="Message Header" w:semiHidden="1" w:unhideWhenUsed="1"/>
+    <w:lsdException w:name="Subtitle" w:uiPriority="11" w:qFormat="1"/>
+    <w:lsdException w:name="Salutation" w:semiHidden="1" w:unhideWhenUsed="1"/>
+    <w:lsdException w:name="Date" w:semiHidden="1" w:unhideWhenUsed="1"/>
+    <w:lsdException w:name="Body Text First Indent" w:semiHidden="1" w:unhideWhenUsed="1"/>
+    <w:lsdException w:name="Body Text First Indent 2" w:semiHidden="1" w:unhideWhenUsed="1"/>
+    <w:lsdException w:name="Note Heading" w:semiHidden="1" w:unhideWhenUsed="1"/>
+    <w:lsdException w:name="Body Text 2" w:semiHidden="1" w:unhideWhenUsed="1"/>
+    <w:lsdException w:name="Body Text 3" w:semiHidden="1" w:unhideWhenUsed="1"/>
+    <w:lsdException w:name="Body Text Indent 2" w:semiHidden="1" w:unhideWhenUsed="1"/>
+    <w:lsdException w:name="Body Text Indent 3" w:semiHidden="1" w:unhideWhenUsed="1"/>
+    <w:lsdException w:name="Block Text" w:semiHidden="1" w:unhideWhenUsed="1"/>
+    <w:lsdException w:name="Hyperlink" w:semiHidden="1" w:unhideWhenUsed="1"/>
+    <w:lsdException w:name="FollowedHyperlink" w:semiHidden="1" w:unhideWhenUsed="1"/>
+    <w:lsdException w:name="Strong" w:uiPriority="22" w:qFormat="1"/>
+    <w:lsdException w:name="Emphasis" w:uiPriority="20" w:qFormat="1"/>
+    <w:lsdException w:name="Document Map" w:semiHidden="1" w:unhideWhenUsed="1"/>
+    <w:lsdException w:name="Plain Text" w:semiHidden="1" w:unhideWhenUsed="1"/>
+    <w:lsdException w:name="E-mail Signature" w:semiHidden="1" w:unhideWhenUsed="1"/>
+    <w:lsdException w:name="HTML Top of Form" w:semiHidden="1" w:unhideWhenUsed="1"/>
+    <w:lsdException w:name="HTML Bottom of Form" w:semiHidden="1" w:unhideWhenUsed="1"/>
+    <w:lsdException w:name="Normal (Web)" w:semiHidden="1" w:unhideWhenUsed="1"/>
+    <w:lsdException w:name="HTML Acronym" w:semiHidden="1" w:unhideWhenUsed="1"/>
+    <w:lsdException w:name="HTML Address" w:semiHidden="1" w:unhideWhenUsed="1"/>
+    <w:lsdException w:name="HTML Cite" w:semiHidden="1" w:unhideWhenUsed="1"/>
+    <w:lsdException w:name="HTML Code" w:semiHidden="1" w:unhideWhenUsed="1"/>
+    <w:lsdException w:name="HTML Definition" w:semiHidden="1" w:unhideWhenUsed="1"/>
+    <w:lsdException w:name="HTML Keyboard" w:semiHidden="1" w:unhideWhenUsed="1"/>
+    <w:lsdException w:name="HTML Preformatted" w:semiHidden="1" w:unhideWhenUsed="1"/>
+    <w:lsdException w:name="HTML Sample" w:semiHidden="1" w:unhideWhenUsed="1"/>
+    <w:lsdException w:name="HTML Typewriter" w:semiHidden="1" w:unhideWhenUsed="1"/>
+    <w:lsdException w:name="HTML Variable" w:semiHidden="1" w:unhideWhenUsed="1"/>
+    <w:lsdException w:name="Normal Table" w:semiHidden="1" w:unhideWhenUsed="1"/>
+    <w:lsdException w:name="annotation subject" w:semiHidden="1" w:unhideWhenUsed="1"/>
+    <w:lsdException w:name="No List" w:semiHidden="1" w:unhideWhenUsed="1"/>
+    <w:lsdException w:name="Outline List 1" w:semiHidden="1" w:unhideWhenUsed="1"/>
+    <w:lsdException w:name="Outline List 2" w:semiHidden="1" w:unhideWhenUsed="1"/>
+    <w:lsdException w:name="Outline List 3" w:semiHidden="1" w:unhideWhenUsed="1"/>
+    <w:lsdException w:name="Table Simple 1" w:semiHidden="1" w:unhideWhenUsed="1"/>
+    <w:lsdException w:name="Table Simple 2" w:semiHidden="1" w:unhideWhenUsed="1"/>
+    <w:lsdException w:name="Table Simple 3" w:semiHidden="1" w:unhideWhenUsed="1"/>
+    <w:lsdException w:name="Table Classic 1" w:semiHidden="1" w:unhideWhenUsed="1"/>
+    <w:lsdException w:name="Table Classic 2" w:semiHidden="1" w:unhideWhenUsed="1"/>
+    <w:lsdException w:name="Table Classic 3" w:semiHidden="1" w:unhideWhenUsed="1"/>
+    <w:lsdException w:name="Table Classic 4" w:semiHidden="1" w:unhideWhenUsed="1"/>
+    <w:lsdException w:name="Table Colorful 1" w:semiHidden="1" w:unhideWhenUsed="1"/>
+    <w:lsdException w:name="Table Colorful 2" w:semiHidden="1" w:unhideWhenUsed="1"/>
+    <w:lsdException w:name="Table Colorful 3" w:semiHidden="1" w:unhideWhenUsed="1"/>
+    <w:lsdException w:name="Table Columns 1" w:semiHidden="1" w:unhideWhenUsed="1"/>
+    <w:lsdException w:name="Table Columns 2" w:semiHidden="1" w:unhideWhenUsed="1"/>
+    <w:lsdException w:name="Table Columns 3" w:semiHidden="1" w:unhideWhenUsed="1"/>
+    <w:lsdException w:name="Table Columns 4" w:semiHidden="1" w:unhideWhenUsed="1"/>
+    <w:lsdException w:name="Table Columns 5" w:semiHidden="1" w:unhideWhenUsed="1"/>
+    <w:lsdException w:name="Table Grid 1" w:semiHidden="1" w:unhideWhenUsed="1"/>
+    <w:lsdException w:name="Table Grid 2" w:semiHidden="1" w:unhideWhenUsed="1"/>
+    <w:lsdException w:name="Table Grid 3" w:semiHidden="1" w:unhideWhenUsed="1"/>
+    <w:lsdException w:name="Table Grid 4" w:semiHidden="1" w:unhideWhenUsed="1"/>
+    <w:lsdException w:name="Table Grid 5" w:semiHidden="1" w:unhideWhenUsed="1"/>
+    <w:lsdException w:name="Table Grid 6" w:semiHidden="1" w:unhideWhenUsed="1"/>
+    <w:lsdException w:name="Table Grid 7" w:semiHidden="1" w:unhideWhenUsed="1"/>
+    <w:lsdException w:name="Table Grid 8" w:semiHidden="1" w:unhideWhenUsed="1"/>
+    <w:lsdException w:name="Table List 1" w:semiHidden="1" w:unhideWhenUsed="1"/>
+    <w:lsdException w:name="Table List 2" w:semiHidden="1" w:unhideWhenUsed="1"/>
+    <w:lsdException w:name="Table List 3" w:semiHidden="1" w:unhideWhenUsed="1"/>
+    <w:lsdException w:name="Table List 4" w:semiHidden="1" w:unhideWhenUsed="1"/>
+    <w:lsdException w:name="Table List 5" w:semiHidden="1" w:unhideWhenUsed="1"/>
+    <w:lsdException w:name="Table List 6" w:semiHidden="1" w:unhideWhenUsed="1"/>
+    <w:lsdException w:name="Table List 7" w:semiHidden="1" w:unhideWhenUsed="1"/>
+    <w:lsdException w:name="Table List 8" w:semiHidden="1" w:unhideWhenUsed="1"/>
+    <w:lsdException w:name="Table 3D effects 1" w:semiHidden="1" w:unhideWhenUsed="1"/>
+    <w:lsdException w:name="Table 3D effects 2" w:semiHidden="1" w:unhideWhenUsed="1"/>
+    <w:lsdException w:name="Table 3D effects 3" w:semiHidden="1" w:unhideWhenUsed="1"/>
+    <w:lsdException w:name="Table Contemporary" w:semiHidden="1" w:unhideWhenUsed="1"/>
+    <w:lsdException w:name="Table Elegant" w:semiHidden="1" w:unhideWhenUsed="1"/>
+    <w:lsdException w:name="Table Professional" w:semiHidden="1" w:unhideWhenUsed="1"/>
+    <w:lsdException w:name="Table Subtle 1" w:semiHidden="1" w:unhideWhenUsed="1"/>
+    <w:lsdException w:name="Table Subtle 2" w:semiHidden="1" w:unhideWhenUsed="1"/>
+    <w:lsdException w:name="Table Web 1" w:semiHidden="1" w:unhideWhenUsed="1"/>
+    <w:lsdException w:name="Table Web 2" w:semiHidden="1" w:unhideWhenUsed="1"/>
+    <w:lsdException w:name="Table Web 3" w:semiHidden="1" w:unhideWhenUsed="1"/>
+    <w:lsdException w:name="Balloon Text" w:semiHidden="1" w:unhideWhenUsed="1"/>
+    <w:lsdException w:name="Table Grid" w:uiPriority="39"/>
+    <w:lsdException w:name="Table Theme" w:semiHidden="1" w:unhideWhenUsed="1"/>
+    <w:lsdException w:name="Placeholder Text" w:semiHidden="1"/>
+    <w:lsdException w:name="No Spacing" w:uiPriority="1" w:qFormat="1"/>
+    <w:lsdException w:name="Light Shading" w:uiPriority="60"/>
+    <w:lsdException w:name="Light List" w:uiPriority="61"/>
+    <w:lsdException w:name="Light Grid" w:uiPriority="62"/>
+    <w:lsdException w:name="Medium Shading 1" w:uiPriority="63"/>
+    <w:lsdException w:name="Medium Shading 2" w:uiPriority="64"/>
+    <w:lsdException w:name="Medium List 1" w:uiPriority="65"/>
+    <w:lsdException w:name="Medium List 2" w:uiPriority="66"/>
+    <w:lsdException w:name="Medium Grid 1" w:uiPriority="67"/>
+    <w:lsdException w:name="Medium Grid 2" w:uiPriority="68"/>
+    <w:lsdException w:name="Medium Grid 3" w:uiPriority="69"/>
+    <w:lsdException w:name="Dark List" w:uiPriority="70"/>
+    <w:lsdException w:name="Colorful Shading" w:uiPriority="71"/>
+    <w:lsdException w:name="Colorful List" w:uiPriority="72"/>
+    <w:lsdException w:name="Colorful Grid" w:uiPriority="73"/>
+    <w:lsdException w:name="Light Shading Accent 1" w:uiPriority="60"/>
+    <w:lsdException w:name="Light List Accent 1" w:uiPriority="61"/>
+    <w:lsdException w:name="Light Grid Accent 1" w:uiPriority="62"/>
+    <w:lsdException w:name="Medium Shading 1 Accent 1" w:uiPriority="63"/>
+    <w:lsdException w:name="Medium Shading 2 Accent 1" w:uiPriority="64"/>
+    <w:lsdException w:name="Medium List 1 Accent 1" w:uiPriority="65"/>
+    <w:lsdException w:name="Revision" w:semiHidden="1"/>
+    <w:lsdException w:name="List Paragraph" w:uiPriority="34" w:qFormat="1"/>
+    <w:lsdException w:name="Quote" w:uiPriority="29" w:qFormat="1"/>
+    <w:lsdException w:name="Intense Quote" w:uiPriority="30" w:qFormat="1"/>
+    <w:lsdException w:name="Medium List 2 Accent 1" w:uiPriority="66"/>
+    <w:lsdException w:name="Medium Grid 1 Accent 1" w:uiPriority="67"/>
+    <w:lsdException w:name="Medium Grid 2 Accent 1" w:uiPriority="68"/>
+    <w:lsdException w:name="Medium Grid 3 Accent 1" w:uiPriority="69"/>
+    <w:lsdException w:name="Dark List Accent 1" w:uiPriority="70"/>
+    <w:lsdException w:name="Colorful Shading Accent 1" w:uiPriority="71"/>
+    <w:lsdException w:name="Colorful List Accent 1" w:uiPriority="72"/>
+    <w:lsdException w:name="Colorful Grid Accent 1" w:uiPriority="73"/>
+    <w:lsdException w:name="Light Shading Accent 2" w:uiPriority="60"/>
+    <w:lsdException w:name="Light List Accent 2" w:uiPriority="61"/>
+    <w:lsdException w:name="Light Grid Accent 2" w:uiPriority="62"/>
+    <w:lsdException w:name="Medium Shading 1 Accent 2" w:uiPriority="63"/>
+    <w:lsdException w:name="Medium Shading 2 Accent 2" w:uiPriority="64"/>
+    <w:lsdException w:name="Medium List 1 Accent 2" w:uiPriority="65"/>
+    <w:lsdException w:name="Medium List 2 Accent 2" w:uiPriority="66"/>
+    <w:lsdException w:name="Medium Grid 1 Accent 2" w:uiPriority="67"/>
+    <w:lsdException w:name="Medium Grid 2 Accent 2" w:uiPriority="68"/>
+    <w:lsdException w:name="Medium Grid 3 Accent 2" w:uiPriority="69"/>
+    <w:lsdException w:name="Dark List Accent 2" w:uiPriority="70"/>
+    <w:lsdException w:name="Colorful Shading Accent 2" w:uiPriority="71"/>
+    <w:lsdException w:name="Colorful List Accent 2" w:uiPriority="72"/>
+    <w:lsdException w:name="Colorful Grid Accent 2" w:uiPriority="73"/>
+    <w:lsdException w:name="Light Shading Accent 3" w:uiPriority="60"/>
+    <w:lsdException w:name="Light List Accent 3" w:uiPriority="61"/>
+    <w:lsdException w:name="Light Grid Accent 3" w:uiPriority="62"/>
+    <w:lsdException w:name="Medium Shading 1 Accent 3" w:uiPriority="63"/>
+    <w:lsdException w:name="Medium Shading 2 Accent 3" w:uiPriority="64"/>
+    <w:lsdException w:name="Medium List 1 Accent 3" w:uiPriority="65"/>
+    <w:lsdException w:name="Medium List 2 Accent 3" w:uiPriority="66"/>
+    <w:lsdException w:name="Medium Grid 1 Accent 3" w:uiPriority="67"/>
+    <w:lsdException w:name="Medium Grid 2 Accent 3" w:uiPriority="68"/>
+    <w:lsdException w:name="Medium Grid 3 Accent 3" w:uiPriority="69"/>
+    <w:lsdException w:name="Dark List Accent 3" w:uiPriority="70"/>
+    <w:lsdException w:name="Colorful Shading Accent 3" w:uiPriority="71"/>
+    <w:lsdException w:name="Colorful List Accent 3" w:uiPriority="72"/>
+    <w:lsdException w:name="Colorful Grid Accent 3" w:uiPriority="73"/>
+    <w:lsdException w:name="Light Shading Accent 4" w:uiPriority="60"/>
+    <w:lsdException w:name="Light List Accent 4" w:uiPriority="61"/>
+    <w:lsdException w:name="Light Grid Accent 4" w:uiPriority="62"/>
+    <w:lsdException w:name="Medium Shading 1 Accent 4" w:uiPriority="63"/>
+    <w:lsdException w:name="Medium Shading 2 Accent 4" w:uiPriority="64"/>
+    <w:lsdException w:name="Medium List 1 Accent 4" w:uiPriority="65"/>
+    <w:lsdException w:name="Medium List 2 Accent 4" w:uiPriority="66"/>
+    <w:lsdException w:name="Medium Grid 1 Accent 4" w:uiPriority="67"/>
+    <w:lsdException w:name="Medium Grid 2 Accent 4" w:uiPriority="68"/>
+    <w:lsdException w:name="Medium Grid 3 Accent 4" w:uiPriority="69"/>
+    <w:lsdException w:name="Dark List Accent 4" w:uiPriority="70"/>
+    <w:lsdException w:name="Colorful Shading Accent 4" w:uiPriority="71"/>
+    <w:lsdException w:name="Colorful List Accent 4" w:uiPriority="72"/>
+    <w:lsdException w:name="Colorful Grid Accent 4" w:uiPriority="73"/>
+    <w:lsdException w:name="Light Shading Accent 5" w:uiPriority="60"/>
+    <w:lsdException w:name="Light List Accent 5" w:uiPriority="61"/>
+    <w:lsdException w:name="Light Grid Accent 5" w:uiPriority="62"/>
+    <w:lsdException w:name="Medium Shading 1 Accent 5" w:uiPriority="63"/>
+    <w:lsdException w:name="Medium Shading 2 Accent 5" w:uiPriority="64"/>
+    <w:lsdException w:name="Medium List 1 Accent 5" w:uiPriority="65"/>
+    <w:lsdException w:name="Medium List 2 Accent 5" w:uiPriority="66"/>
+    <w:lsdException w:name="Medium Grid 1 Accent 5" w:uiPriority="67"/>
+    <w:lsdException w:name="Medium Grid 2 Accent 5" w:uiPriority="68"/>
+    <w:lsdException w:name="Medium Grid 3 Accent 5" w:uiPriority="69"/>
+    <w:lsdException w:name="Dark List Accent 5" w:uiPriority="70"/>
+    <w:lsdException w:name="Colorful Shading Accent 5" w:uiPriority="71"/>
+    <w:lsdException w:name="Colorful List Accent 5" w:uiPriority="72"/>
+    <w:lsdException w:name="Colorful Grid Accent 5" w:uiPriority="73"/>
+    <w:lsdException w:name="Light Shading Accent 6" w:uiPriority="60"/>
+    <w:lsdException w:name="Light List Accent 6" w:uiPriority="61"/>
+    <w:lsdException w:name="Light Grid Accent 6" w:uiPriority="62"/>
+    <w:lsdException w:name="Medium Shading 1 Accent 6" w:uiPriority="63"/>
+    <w:lsdException w:name="Medium Shading 2 Accent 6" w:uiPriority="64"/>
+    <w:lsdException w:name="Medium List 1 Accent 6" w:uiPriority="65"/>
+    <w:lsdException w:name="Medium List 2 Accent 6" w:uiPriority="66"/>
+    <w:lsdException w:name="Medium Grid 1 Accent 6" w:uiPriority="67"/>
+    <w:lsdException w:name="Medium Grid 2 Accent 6" w:uiPriority="68"/>
+    <w:lsdException w:name="Medium Grid 3 Accent 6" w:uiPriority="69"/>
+    <w:lsdException w:name="Dark List Accent 6" w:uiPriority="70"/>
+    <w:lsdException w:name="Colorful Shading Accent 6" w:uiPriority="71"/>
+    <w:lsdException w:name="Colorful List Accent 6" w:uiPriority="72"/>
+    <w:lsdException w:name="Colorful Grid Accent 6" w:uiPriority="73"/>
+    <w:lsdException w:name="Subtle Emphasis" w:uiPriority="19" w:qFormat="1"/>
+    <w:lsdException w:name="Intense Emphasis" w:uiPriority="21" w:qFormat="1"/>
+    <w:lsdException w:name="Subtle Reference" w:uiPriority="31" w:qFormat="1"/>
+    <w:lsdException w:name="Intense Reference" w:uiPriority="32" w:qFormat="1"/>
+    <w:lsdException w:name="Book Title" w:uiPriority="33" w:qFormat="1"/>
+    <w:lsdException w:name="Bibliography" w:semiHidden="1" w:uiPriority="37" w:unhideWhenUsed="1"/>
+    <w:lsdException w:name="TOC Heading" w:semiHidden="1" w:uiPriority="39" w:unhideWhenUsed="1" w:qFormat="1"/>
+    <w:lsdException w:name="Plain Table 1" w:uiPriority="41"/>
+    <w:lsdException w:name="Plain Table 2" w:uiPriority="42"/>
+    <w:lsdException w:name="Plain Table 3" w:uiPriority="43"/>
+    <w:lsdException w:name="Plain Table 4" w:uiPriority="44"/>
+    <w:lsdException w:name="Plain Table 5" w:uiPriority="45"/>
+    <w:lsdException w:name="Grid Table Light" w:uiPriority="40"/>
+    <w:lsdException w:name="Grid Table 1 Light" w:uiPriority="46"/>
+    <w:lsdException w:name="Grid Table 2" w:uiPriority="47"/>
+    <w:lsdException w:name="Grid Table 3" w:uiPriority="48"/>
+    <w:lsdException w:name="Grid Table 4" w:uiPriority="49"/>
+    <w:lsdException w:name="Grid Table 5 Dark" w:uiPriority="50"/>
+    <w:lsdException w:name="Grid Table 6 Colorful" w:uiPriority="51"/>
+    <w:lsdException w:name="Grid Table 7 Colorful" w:uiPriority="52"/>
+    <w:lsdException w:name="Grid Table 1 Light Accent 1" w:uiPriority="46"/>
+    <w:lsdException w:name="Grid Table 2 Accent 1" w:uiPriority="47"/>
+    <w:lsdException w:name="Grid Table 3 Accent 1" w:uiPriority="48"/>
+    <w:lsdException w:name="Grid Table 4 Accent 1" w:uiPriority="49"/>
+    <w:lsdException w:name="Grid Table 5 Dark Accent 1" w:uiPriority="50"/>
+    <w:lsdException w:name="Grid Table 6 Colorful Accent 1" w:uiPriority="51"/>
+    <w:lsdException w:name="Grid Table 7 Colorful Accent 1" w:uiPriority="52"/>
+    <w:lsdException w:name="Grid Table 1 Light Accent 2" w:uiPriority="46"/>
+    <w:lsdException w:name="Grid Table 2 Accent 2" w:uiPriority="47"/>
+    <w:lsdException w:name="Grid Table 3 Accent 2" w:uiPriority="48"/>
+    <w:lsdException w:name="Grid Table 4 Accent 2" w:uiPriority="49"/>
+    <w:lsdException w:name="Grid Table 5 Dark Accent 2" w:uiPriority="50"/>
+    <w:lsdException w:name="Grid Table 6 Colorful Accent 2" w:uiPriority="51"/>
+    <w:lsdException w:name="Grid Table 7 Colorful Accent 2" w:uiPriority="52"/>
+    <w:lsdException w:name="Grid Table 1 Light Accent 3" w:uiPriority="46"/>
+    <w:lsdException w:name="Grid Table 2 Accent 3" w:uiPriority="47"/>
+    <w:lsdException w:name="Grid Table 3 Accent 3" w:uiPriority="48"/>
+    <w:lsdException w:name="Grid Table 4 Accent 3" w:uiPriority="49"/>
+    <w:lsdException w:name="Grid Table 5 Dark Accent 3" w:uiPriority="50"/>
+    <w:lsdException w:name="Grid Table 6 Colorful Accent 3" w:uiPriority="51"/>
+    <w:lsdException w:name="Grid Table 7 Colorful Accent 3" w:uiPriority="52"/>
+    <w:lsdException w:name="Grid Table 1 Light Accent 4" w:uiPriority="46"/>
+    <w:lsdException w:name="Grid Table 2 Accent 4" w:uiPriority="47"/>
+    <w:lsdException w:name="Grid Table 3 Accent 4" w:uiPriority="48"/>
+    <w:lsdException w:name="Grid Table 4 Accent 4" w:uiPriority="49"/>
+    <w:lsdException w:name="Grid Table 5 Dark Accent 4" w:uiPriority="50"/>
+    <w:lsdException w:name="Grid Table 6 Colorful Accent 4" w:uiPriority="51"/>
+    <w:lsdException w:name="Grid Table 7 Colorful Accent 4" w:uiPriority="52"/>
+    <w:lsdException w:name="Grid Table 1 Light Accent 5" w:uiPriority="46"/>
+    <w:lsdException w:name="Grid Table 2 Accent 5" w:uiPriority="47"/>
+    <w:lsdException w:name="Grid Table 3 Accent 5" w:uiPriority="48"/>
+    <w:lsdException w:name="Grid Table 4 Accent 5" w:uiPriority="49"/>
+    <w:lsdException w:name="Grid Table 5 Dark Accent 5" w:uiPriority="50"/>
+    <w:lsdException w:name="Grid Table 6 Colorful Accent 5" w:uiPriority="51"/>
+    <w:lsdException w:name="Grid Table 7 Colorful Accent 5" w:uiPriority="52"/>
+    <w:lsdException w:name="Grid Table 1 Light Accent 6" w:uiPriority="46"/>
+    <w:lsdException w:name="Grid Table 2 Accent 6" w:uiPriority="47"/>
+    <w:lsdException w:name="Grid Table 3 Accent 6" w:uiPriority="48"/>
+    <w:lsdException w:name="Grid Table 4 Accent 6" w:uiPriority="49"/>
+    <w:lsdException w:name="Grid Table 5 Dark Accent 6" w:uiPriority="50"/>
+    <w:lsdException w:name="Grid Table 6 Colorful Accent 6" w:uiPriority="51"/>
+    <w:lsdException w:name="Grid Table 7 Colorful Accent 6" w:uiPriority="52"/>
+    <w:lsdException w:name="List Table 1 Light" w:uiPriority="46"/>
+    <w:lsdException w:name="List Table 2" w:uiPriority="47"/>
+    <w:lsdException w:name="List Table 3" w:uiPriority="48"/>
+    <w:lsdException w:name="List Table 4" w:uiPriority="49"/>
+    <w:lsdException w:name="List Table 5 Dark" w:uiPriority="50"/>
+    <w:lsdException w:name="List Table 6 Colorful" w:uiPriority="51"/>
+    <w:lsdException w:name="List Table 7 Colorful" w:uiPriority="52"/>
+    <w:lsdException w:name="List Table 1 Light Accent 1" w:uiPriority="46"/>
+    <w:lsdException w:name="List Table 2 Accent 1" w:uiPriority="47"/>
+    <w:lsdException w:name="List Table 3 Accent 1" w:uiPriority="48"/>
+    <w:lsdException w:name="List Table 4 Accent 1" w:uiPriority="49"/>
+    <w:lsdException w:name="List Table 5 Dark Accent 1" w:uiPriority="50"/>
+    <w:lsdException w:name="List Table 6 Colorful Accent 1" w:uiPriority="51"/>
+    <w:lsdException w:name="List Table 7 Colorful Accent 1" w:uiPriority="52"/>
+    <w:lsdException w:name="List Table 1 Light Accent 2" w:uiPriority="46"/>
+    <w:lsdException w:name="List Table 2 Accent 2" w:uiPriority="47"/>
+    <w:lsdException w:name="List Table 3 Accent 2" w:uiPriority="48"/>
+    <w:lsdException w:name="List Table 4 Accent 2" w:uiPriority="49"/>
+    <w:lsdException w:name="List Table 5 Dark Accent 2" w:uiPriority="50"/>
+    <w:lsdException w:name="List Table 6 Colorful Accent 2" w:uiPriority="51"/>
+    <w:lsdException w:name="List Table 7 Colorful Accent 2" w:uiPriority="52"/>
+    <w:lsdException w:name="List Table 1 Light Accent 3" w:uiPriority="46"/>
+    <w:lsdException w:name="List Table 2 Accent 3" w:uiPriority="47"/>
+    <w:lsdException w:name="List Table 3 Accent 3" w:uiPriority="48"/>
+    <w:lsdException w:name="List Table 4 Accent 3" w:uiPriority="49"/>
+    <w:lsdException w:name="List Table 5 Dark Accent 3" w:uiPriority="50"/>
+    <w:lsdException w:name="List Table 6 Colorful Accent 3" w:uiPriority="51"/>
+    <w:lsdException w:name="List Table 7 Colorful Accent 3" w:uiPriority="52"/>
+    <w:lsdException w:name="List Table 1 Light Accent 4" w:uiPriority="46"/>
+    <w:lsdException w:name="List Table 2 Accent 4" w:uiPriority="47"/>
+    <w:lsdException w:name="List Table 3 Accent 4" w:uiPriority="48"/>
+    <w:lsdException w:name="List Table 4 Accent 4" w:uiPriority="49"/>
+    <w:lsdException w:name="List Table 5 Dark Accent 4" w:uiPriority="50"/>
+    <w:lsdException w:name="List Table 6 Colorful Accent 4" w:uiPriority="51"/>
+    <w:lsdException w:name="List Table 7 Colorful Accent 4" w:uiPriority="52"/>
+    <w:lsdException w:name="List Table 1 Light Accent 5" w:uiPriority="46"/>
+    <w:lsdException w:name="List Table 2 Accent 5" w:uiPriority="47"/>
+    <w:lsdException w:name="List Table 3 Accent 5" w:uiPriority="48"/>
+    <w:lsdException w:name="List Table 4 Accent 5" w:uiPriority="49"/>
+    <w:lsdException w:name="List Table 5 Dark Accent 5" w:uiPriority="50"/>
+    <w:lsdException w:name="List Table 6 Colorful Accent 5" w:uiPriority="51"/>
+    <w:lsdException w:name="List Table 7 Colorful Accent 5" w:uiPriority="52"/>
+    <w:lsdException w:name="List Table 1 Light Accent 6" w:uiPriority="46"/>
+    <w:lsdException w:name="List Table 2 Accent 6" w:uiPriority="47"/>
+    <w:lsdException w:name="List Table 3 Accent 6" w:uiPriority="48"/>
+    <w:lsdException w:name="List Table 4 Accent 6" w:uiPriority="49"/>
+    <w:lsdException w:name="List Table 5 Dark Accent 6" w:uiPriority="50"/>
+    <w:lsdException w:name="List Table 6 Colorful Accent 6" w:uiPriority="51"/>
+    <w:lsdException w:name="List Table 7 Colorful Accent 6" w:uiPriority="52"/>
+    <w:lsdException w:name="Mention" w:semiHidden="1" w:unhideWhenUsed="1"/>
+    <w:lsdException w:name="Smart Hyperlink" w:semiHidden="1" w:unhideWhenUsed="1"/>
+    <w:lsdException w:name="Hashtag" w:semiHidden="1" w:unhideWhenUsed="1"/>
+    <w:lsdException w:name="Unresolved Mention" w:semiHidden="1" w:unhideWhenUsed="1"/>
+    <w:lsdException w:name="Smart Link" w:semiHidden="1" w:unhideWhenUsed="1"/>
+  </w:latentStyles>
+  <w:style w:type="paragraph" w:default="1" w:styleId="a">
+    <w:name w:val="Normal"/>
+    <w:qFormat/>
   </w:style>
-  <w:style w:type="paragraph" w:styleId="Normal" w:default="1">
-    <w:name w:val="normal"/>
-  </w:style>
-  <w:style w:type="paragraph" w:styleId="Heading1">
+  <w:style w:type="paragraph" w:styleId="1">
     <w:name w:val="heading 1"/>
-    <w:basedOn w:val="Normal"/>
-    <w:next w:val="Normal"/>
+    <w:basedOn w:val="a"/>
+    <w:next w:val="a"/>
+    <w:uiPriority w:val="9"/>
+    <w:qFormat/>
     <w:pPr>
-      <w:keepNext w:val="1"/>
-      <w:keepLines w:val="1"/>
-      <w:pageBreakBefore w:val="0"/>
-      <w:spacing w:after="120" w:before="400" w:lineRule="auto"/>
+      <w:keepNext/>
+      <w:keepLines/>
+      <w:spacing w:before="400" w:after="120"/>
+      <w:outlineLvl w:val="0"/>
     </w:pPr>
     <w:rPr>
       <w:sz w:val="40"/>
       <w:szCs w:val="40"/>
     </w:rPr>
   </w:style>
-  <w:style w:type="paragraph" w:styleId="Heading2">
+  <w:style w:type="paragraph" w:styleId="2">
     <w:name w:val="heading 2"/>
-    <w:basedOn w:val="Normal"/>
-    <w:next w:val="Normal"/>
+    <w:basedOn w:val="a"/>
+    <w:next w:val="a"/>
+    <w:uiPriority w:val="9"/>
+    <w:semiHidden/>
+    <w:unhideWhenUsed/>
+    <w:qFormat/>
     <w:pPr>
-      <w:keepNext w:val="1"/>
-      <w:keepLines w:val="1"/>
-      <w:pageBreakBefore w:val="0"/>
-      <w:spacing w:after="120" w:before="360" w:lineRule="auto"/>
+      <w:keepNext/>
+      <w:keepLines/>
+      <w:spacing w:before="360" w:after="120"/>
+      <w:outlineLvl w:val="1"/>
     </w:pPr>
     <w:rPr>
-      <w:b w:val="0"/>
-      <w:bCs w:val="0"/>
       <w:sz w:val="32"/>
       <w:szCs w:val="32"/>
     </w:rPr>
   </w:style>
-  <w:style w:type="paragraph" w:styleId="Heading3">
+  <w:style w:type="paragraph" w:styleId="3">
     <w:name w:val="heading 3"/>
-    <w:basedOn w:val="Normal"/>
-    <w:next w:val="Normal"/>
+    <w:basedOn w:val="a"/>
+    <w:next w:val="a"/>
+    <w:uiPriority w:val="9"/>
+    <w:semiHidden/>
+    <w:unhideWhenUsed/>
+    <w:qFormat/>
     <w:pPr>
-      <w:keepNext w:val="1"/>
-      <w:keepLines w:val="1"/>
-      <w:pageBreakBefore w:val="0"/>
-      <w:spacing w:after="80" w:before="320" w:lineRule="auto"/>
+      <w:keepNext/>
+      <w:keepLines/>
+      <w:spacing w:before="320" w:after="80"/>
+      <w:outlineLvl w:val="2"/>
     </w:pPr>
     <w:rPr>
-      <w:b w:val="0"/>
-      <w:bCs w:val="0"/>
       <w:color w:val="434343"/>
       <w:sz w:val="28"/>
       <w:szCs w:val="28"/>
     </w:rPr>
   </w:style>
-  <w:style w:type="paragraph" w:styleId="Heading4">
+  <w:style w:type="paragraph" w:styleId="4">
     <w:name w:val="heading 4"/>
-    <w:basedOn w:val="Normal"/>
-    <w:next w:val="Normal"/>
+    <w:basedOn w:val="a"/>
+    <w:next w:val="a"/>
+    <w:uiPriority w:val="9"/>
+    <w:semiHidden/>
+    <w:unhideWhenUsed/>
+    <w:qFormat/>
     <w:pPr>
-      <w:keepNext w:val="1"/>
-      <w:keepLines w:val="1"/>
-      <w:pageBreakBefore w:val="0"/>
-      <w:spacing w:after="80" w:before="280" w:lineRule="auto"/>
+      <w:keepNext/>
+      <w:keepLines/>
+      <w:spacing w:before="280" w:after="80"/>
+      <w:outlineLvl w:val="3"/>
     </w:pPr>
     <w:rPr>
       <w:color w:val="666666"/>
@@ -1275,75 +1680,116 @@
       <w:szCs w:val="24"/>
     </w:rPr>
   </w:style>
-  <w:style w:type="paragraph" w:styleId="Heading5">
+  <w:style w:type="paragraph" w:styleId="5">
     <w:name w:val="heading 5"/>
-    <w:basedOn w:val="Normal"/>
-    <w:next w:val="Normal"/>
+    <w:basedOn w:val="a"/>
+    <w:next w:val="a"/>
+    <w:uiPriority w:val="9"/>
+    <w:semiHidden/>
+    <w:unhideWhenUsed/>
+    <w:qFormat/>
     <w:pPr>
-      <w:keepNext w:val="1"/>
-      <w:keepLines w:val="1"/>
-      <w:pageBreakBefore w:val="0"/>
-      <w:spacing w:after="80" w:before="240" w:lineRule="auto"/>
+      <w:keepNext/>
+      <w:keepLines/>
+      <w:spacing w:before="240" w:after="80"/>
+      <w:outlineLvl w:val="4"/>
     </w:pPr>
     <w:rPr>
       <w:color w:val="666666"/>
-      <w:sz w:val="22"/>
-      <w:szCs w:val="22"/>
     </w:rPr>
   </w:style>
-  <w:style w:type="paragraph" w:styleId="Heading6">
+  <w:style w:type="paragraph" w:styleId="6">
     <w:name w:val="heading 6"/>
-    <w:basedOn w:val="Normal"/>
-    <w:next w:val="Normal"/>
+    <w:basedOn w:val="a"/>
+    <w:next w:val="a"/>
+    <w:uiPriority w:val="9"/>
+    <w:semiHidden/>
+    <w:unhideWhenUsed/>
+    <w:qFormat/>
     <w:pPr>
-      <w:keepNext w:val="1"/>
-      <w:keepLines w:val="1"/>
-      <w:pageBreakBefore w:val="0"/>
-      <w:spacing w:after="80" w:before="240" w:lineRule="auto"/>
+      <w:keepNext/>
+      <w:keepLines/>
+      <w:spacing w:before="240" w:after="80"/>
+      <w:outlineLvl w:val="5"/>
     </w:pPr>
     <w:rPr>
-      <w:i w:val="1"/>
-      <w:iCs w:val="1"/>
+      <w:i/>
+      <w:iCs/>
       <w:color w:val="666666"/>
-      <w:sz w:val="22"/>
-      <w:szCs w:val="22"/>
     </w:rPr>
   </w:style>
-  <w:style w:type="paragraph" w:styleId="Title">
+  <w:style w:type="character" w:default="1" w:styleId="a0">
+    <w:name w:val="Default Paragraph Font"/>
+    <w:uiPriority w:val="1"/>
+    <w:semiHidden/>
+    <w:unhideWhenUsed/>
+  </w:style>
+  <w:style w:type="table" w:default="1" w:styleId="a1">
+    <w:name w:val="Normal Table"/>
+    <w:uiPriority w:val="99"/>
+    <w:semiHidden/>
+    <w:unhideWhenUsed/>
+    <w:tblPr>
+      <w:tblInd w:w="0" w:type="dxa"/>
+      <w:tblCellMar>
+        <w:top w:w="0" w:type="dxa"/>
+        <w:left w:w="108" w:type="dxa"/>
+        <w:bottom w:w="0" w:type="dxa"/>
+        <w:right w:w="108" w:type="dxa"/>
+      </w:tblCellMar>
+    </w:tblPr>
+  </w:style>
+  <w:style w:type="numbering" w:default="1" w:styleId="a2">
+    <w:name w:val="No List"/>
+    <w:uiPriority w:val="99"/>
+    <w:semiHidden/>
+    <w:unhideWhenUsed/>
+  </w:style>
+  <w:style w:type="table" w:customStyle="1" w:styleId="TableNormal">
+    <w:name w:val="TableNormal"/>
+    <w:tblPr>
+      <w:tblCellMar>
+        <w:top w:w="100" w:type="dxa"/>
+        <w:left w:w="100" w:type="dxa"/>
+        <w:bottom w:w="100" w:type="dxa"/>
+        <w:right w:w="100" w:type="dxa"/>
+      </w:tblCellMar>
+    </w:tblPr>
+  </w:style>
+  <w:style w:type="paragraph" w:styleId="a3">
     <w:name w:val="Title"/>
-    <w:basedOn w:val="Normal"/>
-    <w:next w:val="Normal"/>
+    <w:basedOn w:val="a"/>
+    <w:next w:val="a"/>
+    <w:uiPriority w:val="10"/>
+    <w:qFormat/>
     <w:pPr>
-      <w:keepNext w:val="1"/>
-      <w:keepLines w:val="1"/>
-      <w:pageBreakBefore w:val="0"/>
-      <w:spacing w:after="60" w:before="0" w:lineRule="auto"/>
+      <w:keepNext/>
+      <w:keepLines/>
+      <w:spacing w:after="60"/>
     </w:pPr>
     <w:rPr>
       <w:sz w:val="52"/>
       <w:szCs w:val="52"/>
     </w:rPr>
   </w:style>
-  <w:style w:type="paragraph" w:styleId="Subtitle">
+  <w:style w:type="paragraph" w:styleId="a4">
     <w:name w:val="Subtitle"/>
-    <w:basedOn w:val="Normal"/>
-    <w:next w:val="Normal"/>
+    <w:basedOn w:val="a"/>
+    <w:next w:val="a"/>
+    <w:uiPriority w:val="11"/>
+    <w:qFormat/>
     <w:pPr>
-      <w:keepNext w:val="1"/>
-      <w:keepLines w:val="1"/>
-      <w:pageBreakBefore w:val="0"/>
-      <w:spacing w:after="320" w:before="0" w:lineRule="auto"/>
+      <w:keepNext/>
+      <w:keepLines/>
+      <w:spacing w:after="320"/>
     </w:pPr>
     <w:rPr>
-      <w:rFonts w:ascii="Arial" w:cs="Arial" w:eastAsia="Arial" w:hAnsi="Arial"/>
-      <w:i w:val="0"/>
-      <w:iCs w:val="0"/>
       <w:color w:val="666666"/>
       <w:sz w:val="30"/>
       <w:szCs w:val="30"/>
     </w:rPr>
   </w:style>
-  <w:style w:type="table" w:styleId="Table1">
+  <w:style w:type="table" w:customStyle="1" w:styleId="a5">
     <w:basedOn w:val="TableNormal"/>
     <w:tblPr>
       <w:tblStyleRowBandSize w:val="1"/>
